--- a/motor_sports/formula1_laps/Miami2023Worksheet.docx
+++ b/motor_sports/formula1_laps/Miami2023Worksheet.docx
@@ -1,6 +1,6 @@
 
 <file path=word/document.xml><?xml version="1.0" encoding="utf-8"?>
-<w:document xmlns:wpc="http://schemas.microsoft.com/office/word/2010/wordprocessingCanvas" xmlns:cx="http://schemas.microsoft.com/office/drawing/2014/chartex" xmlns:cx1="http://schemas.microsoft.com/office/drawing/2015/9/8/chartex" xmlns:cx2="http://schemas.microsoft.com/office/drawing/2015/10/21/chartex" xmlns:cx3="http://schemas.microsoft.com/office/drawing/2016/5/9/chartex" xmlns:cx4="http://schemas.microsoft.com/office/drawing/2016/5/10/chartex" xmlns:cx5="http://schemas.microsoft.com/office/drawing/2016/5/11/chartex" xmlns:cx6="http://schemas.microsoft.com/office/drawing/2016/5/12/chartex" xmlns:cx7="http://schemas.microsoft.com/office/drawing/2016/5/13/chartex" xmlns:cx8="http://schemas.microsoft.com/office/drawing/2016/5/14/chartex" xmlns:mc="http://schemas.openxmlformats.org/markup-compatibility/2006" xmlns:aink="http://schemas.microsoft.com/office/drawing/2016/ink" xmlns:am3d="http://schemas.microsoft.com/office/drawing/2017/model3d" xmlns:o="urn:schemas-microsoft-com:office:office" xmlns:oel="http://schemas.microsoft.com/office/2019/extlst" xmlns:r="http://schemas.openxmlformats.org/officeDocument/2006/relationships" xmlns:m="http://schemas.openxmlformats.org/officeDocument/2006/math" xmlns:v="urn:schemas-microsoft-com:vml" xmlns:wp14="http://schemas.microsoft.com/office/word/2010/wordprocessingDrawing" xmlns:wp="http://schemas.openxmlformats.org/drawingml/2006/wordprocessingDrawing" xmlns:w10="urn:schemas-microsoft-com:office:word" xmlns:w="http://schemas.openxmlformats.org/wordprocessingml/2006/main" xmlns:w14="http://schemas.microsoft.com/office/word/2010/wordml" xmlns:w15="http://schemas.microsoft.com/office/word/2012/wordml" xmlns:w16cex="http://schemas.microsoft.com/office/word/2018/wordml/cex" xmlns:w16cid="http://schemas.microsoft.com/office/word/2016/wordml/cid" xmlns:w16="http://schemas.microsoft.com/office/word/2018/wordml" xmlns:w16du="http://schemas.microsoft.com/office/word/2023/wordml/word16du" xmlns:w16sdtdh="http://schemas.microsoft.com/office/word/2020/wordml/sdtdatahash" xmlns:w16se="http://schemas.microsoft.com/office/word/2015/wordml/symex" xmlns:wpg="http://schemas.microsoft.com/office/word/2010/wordprocessingGroup" xmlns:wpi="http://schemas.microsoft.com/office/word/2010/wordprocessingInk" xmlns:wne="http://schemas.microsoft.com/office/word/2006/wordml" xmlns:wps="http://schemas.microsoft.com/office/word/2010/wordprocessingShape" mc:Ignorable="w14 w15 w16se w16cid w16 w16cex w16sdtdh w16du wp14">
+<w:document xmlns:wpc="http://schemas.microsoft.com/office/word/2010/wordprocessingCanvas" xmlns:cx="http://schemas.microsoft.com/office/drawing/2014/chartex" xmlns:cx1="http://schemas.microsoft.com/office/drawing/2015/9/8/chartex" xmlns:mc="http://schemas.openxmlformats.org/markup-compatibility/2006" xmlns:o="urn:schemas-microsoft-com:office:office" xmlns:r="http://schemas.openxmlformats.org/officeDocument/2006/relationships" xmlns:m="http://schemas.openxmlformats.org/officeDocument/2006/math" xmlns:v="urn:schemas-microsoft-com:vml" xmlns:wp14="http://schemas.microsoft.com/office/word/2010/wordprocessingDrawing" xmlns:wp="http://schemas.openxmlformats.org/drawingml/2006/wordprocessingDrawing" xmlns:w10="urn:schemas-microsoft-com:office:word" xmlns:w="http://schemas.openxmlformats.org/wordprocessingml/2006/main" xmlns:w14="http://schemas.microsoft.com/office/word/2010/wordml" xmlns:w15="http://schemas.microsoft.com/office/word/2012/wordml" xmlns:w16se="http://schemas.microsoft.com/office/word/2015/wordml/symex" xmlns:wpg="http://schemas.microsoft.com/office/word/2010/wordprocessingGroup" xmlns:wpi="http://schemas.microsoft.com/office/word/2010/wordprocessingInk" xmlns:wne="http://schemas.microsoft.com/office/word/2006/wordml" xmlns:wps="http://schemas.microsoft.com/office/word/2010/wordprocessingShape" mc:Ignorable="w14 w15 w16se wp14">
   <w:body>
     <w:p>
       <w:pPr>
@@ -12,7 +12,198 @@
         <w:rPr>
           <w:rFonts w:ascii="Times New Roman" w:hAnsi="Times New Roman" w:cs="Times New Roman"/>
         </w:rPr>
-        <w:t xml:space="preserve">Formula 1 is the highest class of single seater racing category with a season featuring a series races, known as Grand Prix, which are held in a variety of countries. A single race has drivers each complete a number of laps at a specific circuit. While laps are generally around the same time, in every Grand Prix, a car will complete anywhere between 1 and 5 pit stops in a race to change tires, replace parts, or check damage on the car. Races can also introduce red flags and yellow flags (that indicate race stoppage or caution due to accidents) that could slow a car’s lap time. This dataset has times from the 2023 F1 Miami Grand Prix, where each driver completed 57 laps (minus the lapped cars in last and second-to-last who only completed 56) as there were no red or yellow flags brought out. This worksheet focuses on only lap times from a single driver, Max Verstappen, the winner of the 2023 F1 Miami Grand Prix. </w:t>
+        <w:t>Learning Goals</w:t>
+      </w:r>
+    </w:p>
+    <w:p>
+      <w:pPr>
+        <w:rPr>
+          <w:rFonts w:ascii="Times New Roman" w:hAnsi="Times New Roman" w:cs="Times New Roman"/>
+        </w:rPr>
+      </w:pPr>
+    </w:p>
+    <w:p>
+      <w:pPr>
+        <w:rPr>
+          <w:rFonts w:ascii="Times New Roman" w:hAnsi="Times New Roman" w:cs="Times New Roman"/>
+        </w:rPr>
+      </w:pPr>
+      <w:r>
+        <w:rPr>
+          <w:rFonts w:ascii="Times New Roman" w:hAnsi="Times New Roman" w:cs="Times New Roman"/>
+        </w:rPr>
+        <w:t>After completing this activity, students should be able to:</w:t>
+      </w:r>
+    </w:p>
+    <w:p>
+      <w:pPr>
+        <w:numPr>
+          <w:ilvl w:val="0"/>
+          <w:numId w:val="8"/>
+        </w:numPr>
+        <w:rPr>
+          <w:rFonts w:ascii="Times New Roman" w:hAnsi="Times New Roman" w:cs="Times New Roman"/>
+        </w:rPr>
+      </w:pPr>
+      <w:r>
+        <w:rPr>
+          <w:rFonts w:ascii="Times New Roman" w:hAnsi="Times New Roman" w:cs="Times New Roman"/>
+        </w:rPr>
+        <w:t xml:space="preserve">Identify the observational units in a lap-level racing dataset. </w:t>
+      </w:r>
+    </w:p>
+    <w:p>
+      <w:pPr>
+        <w:numPr>
+          <w:ilvl w:val="0"/>
+          <w:numId w:val="8"/>
+        </w:numPr>
+        <w:rPr>
+          <w:rFonts w:ascii="Times New Roman" w:hAnsi="Times New Roman" w:cs="Times New Roman"/>
+        </w:rPr>
+      </w:pPr>
+      <w:r>
+        <w:rPr>
+          <w:rFonts w:ascii="Times New Roman" w:hAnsi="Times New Roman" w:cs="Times New Roman"/>
+        </w:rPr>
+        <w:t xml:space="preserve">Describe the shape, center, spread, and unusual observations in a distribution using a histogram. </w:t>
+      </w:r>
+    </w:p>
+    <w:p>
+      <w:pPr>
+        <w:numPr>
+          <w:ilvl w:val="0"/>
+          <w:numId w:val="8"/>
+        </w:numPr>
+        <w:rPr>
+          <w:rFonts w:ascii="Times New Roman" w:hAnsi="Times New Roman" w:cs="Times New Roman"/>
+        </w:rPr>
+      </w:pPr>
+      <w:r>
+        <w:rPr>
+          <w:rFonts w:ascii="Times New Roman" w:hAnsi="Times New Roman" w:cs="Times New Roman"/>
+        </w:rPr>
+        <w:t xml:space="preserve">Use summary statistics and the 1.5 × IQR rule to identify potential outliers in a quantitative variable. </w:t>
+      </w:r>
+    </w:p>
+    <w:p>
+      <w:pPr>
+        <w:numPr>
+          <w:ilvl w:val="0"/>
+          <w:numId w:val="8"/>
+        </w:numPr>
+        <w:rPr>
+          <w:rFonts w:ascii="Times New Roman" w:hAnsi="Times New Roman" w:cs="Times New Roman"/>
+        </w:rPr>
+      </w:pPr>
+      <w:r>
+        <w:rPr>
+          <w:rFonts w:ascii="Times New Roman" w:hAnsi="Times New Roman" w:cs="Times New Roman"/>
+        </w:rPr>
+        <w:t xml:space="preserve">Explain how adding a time-order variable, such as lap number, can provide context that is not visible in a histogram. </w:t>
+      </w:r>
+    </w:p>
+    <w:p>
+      <w:pPr>
+        <w:numPr>
+          <w:ilvl w:val="0"/>
+          <w:numId w:val="8"/>
+        </w:numPr>
+        <w:rPr>
+          <w:rFonts w:ascii="Times New Roman" w:hAnsi="Times New Roman" w:cs="Times New Roman"/>
+        </w:rPr>
+      </w:pPr>
+      <w:r>
+        <w:rPr>
+          <w:rFonts w:ascii="Times New Roman" w:hAnsi="Times New Roman" w:cs="Times New Roman"/>
+        </w:rPr>
+        <w:t>Use subject-matter context to interpret unusual observations in real data.</w:t>
+      </w:r>
+    </w:p>
+    <w:p>
+      <w:pPr>
+        <w:rPr>
+          <w:rFonts w:ascii="Times New Roman" w:hAnsi="Times New Roman" w:cs="Times New Roman"/>
+        </w:rPr>
+      </w:pPr>
+    </w:p>
+    <w:p>
+      <w:pPr>
+        <w:pStyle w:val="NormalWeb"/>
+      </w:pPr>
+      <w:r>
+        <w:t>Formula 1 is the highest class of single-seater auto racing. In each Grand Prix, drivers complete a fixed number of laps around a circuit, with the goal of finishing the full race distance in the shortest total time. Although a driver’s lap times are usually similar from lap to lap, they are not identical. Lap times can be affected by fuel load, tire wear, traffic, overtaking, pit stops, and changes in race conditions.</w:t>
+      </w:r>
+    </w:p>
+    <w:p>
+      <w:pPr>
+        <w:pStyle w:val="NormalWeb"/>
+      </w:pPr>
+      <w:r>
+        <w:t>In this activity, we will analyze lap-time data for Max Verstappen in the 2023 Miami Grand Prix</w:t>
+      </w:r>
+      <w:r>
+        <w:t xml:space="preserve"> (located in the file </w:t>
+      </w:r>
+      <w:r>
+        <w:rPr>
+          <w:b/>
+        </w:rPr>
+        <w:t>Verstappen.csv</w:t>
+      </w:r>
+      <w:r>
+        <w:t>)</w:t>
+      </w:r>
+      <w:r>
+        <w:t xml:space="preserve">. Verstappen started the race in ninth position but won the race after moving through the field. The race was unusually clean: all 20 cars that started were classified as finishers, and there were no major interruptions such as safety cars or red flags. This makes the race useful for studying lap times because </w:t>
+      </w:r>
+      <w:r>
+        <w:t xml:space="preserve">a </w:t>
+      </w:r>
+      <w:r>
+        <w:t>common</w:t>
+      </w:r>
+      <w:r>
+        <w:t xml:space="preserve"> source of slow lap, crashes or race stoppages, did not occur.</w:t>
+      </w:r>
+    </w:p>
+    <w:p>
+      <w:pPr>
+        <w:rPr>
+          <w:rFonts w:ascii="Times New Roman" w:eastAsia="Times New Roman" w:hAnsi="Times New Roman" w:cs="Times New Roman"/>
+          <w:kern w:val="0"/>
+          <w14:ligatures w14:val="none"/>
+        </w:rPr>
+      </w:pPr>
+      <w:r>
+        <w:rPr>
+          <w:rFonts w:ascii="Times New Roman" w:eastAsia="Times New Roman" w:hAnsi="Times New Roman" w:cs="Times New Roman"/>
+          <w:kern w:val="0"/>
+          <w14:ligatures w14:val="none"/>
+        </w:rPr>
+        <w:t>One important feature of Verstappen’s race strategy was his pit stop. Most drivers in this race made only one pit stop, and Verstappen’s stop occurred late in the race to change tires. A pit stop can create an unusually slow lap because the driver must slow down to enter pit lane, follow the pit-lane speed limit, stop for the tire change, and then accelerate back onto the track. Depending on where the pit lane crosses the start/finish line, this time loss may appear on the lap when the driver enters pit lane, the following lap, or both. Other unusual laps may occur near the beginning of the race, when cars are closer together and drivers are fighting for position.</w:t>
+      </w:r>
+    </w:p>
+    <w:p>
+      <w:pPr>
+        <w:rPr>
+          <w:rFonts w:ascii="Times New Roman" w:eastAsia="Times New Roman" w:hAnsi="Times New Roman" w:cs="Times New Roman"/>
+          <w:kern w:val="0"/>
+          <w14:ligatures w14:val="none"/>
+        </w:rPr>
+      </w:pPr>
+    </w:p>
+    <w:p>
+      <w:pPr>
+        <w:rPr>
+          <w:rFonts w:ascii="Times New Roman" w:hAnsi="Times New Roman" w:cs="Times New Roman"/>
+        </w:rPr>
+      </w:pPr>
+      <w:r>
+        <w:rPr>
+          <w:rFonts w:ascii="Times New Roman" w:hAnsi="Times New Roman" w:cs="Times New Roman"/>
+        </w:rPr>
+        <w:t>Part 1: Univariate Analysis of Lap Times</w:t>
       </w:r>
     </w:p>
     <w:p>
@@ -36,21 +227,85 @@
       <w:r>
         <w:rPr>
           <w:rFonts w:ascii="Times New Roman" w:hAnsi="Times New Roman" w:cs="Times New Roman"/>
-          <w:noProof/>
-        </w:rPr>
+        </w:rPr>
+        <w:t>Identify (in words)</w:t>
+      </w:r>
+      <w:r>
+        <w:rPr>
+          <w:rFonts w:ascii="Times New Roman" w:hAnsi="Times New Roman" w:cs="Times New Roman"/>
+        </w:rPr>
+        <w:t xml:space="preserve"> the observations (cases) of the data set for the 2023 F1 Miami Grand Prix</w:t>
+      </w:r>
+    </w:p>
+    <w:p>
+      <w:pPr>
+        <w:rPr>
+          <w:rFonts w:ascii="Times New Roman" w:hAnsi="Times New Roman" w:cs="Times New Roman"/>
+        </w:rPr>
+      </w:pPr>
+      <w:bookmarkStart w:id="0" w:name="_GoBack"/>
+      <w:bookmarkEnd w:id="0"/>
+    </w:p>
+    <w:p>
+      <w:pPr>
+        <w:pStyle w:val="ListParagraph"/>
+        <w:numPr>
+          <w:ilvl w:val="0"/>
+          <w:numId w:val="1"/>
+        </w:numPr>
+        <w:rPr>
+          <w:rFonts w:ascii="Times New Roman" w:hAnsi="Times New Roman" w:cs="Times New Roman"/>
+        </w:rPr>
+      </w:pPr>
+      <w:r>
+        <w:rPr>
+          <w:rFonts w:ascii="Times New Roman" w:hAnsi="Times New Roman" w:cs="Times New Roman"/>
+        </w:rPr>
+        <w:t xml:space="preserve">Use the histogram to describe shape, center, and spread of Max Verstappen’s Lap Times </w:t>
+      </w:r>
+      <w:r>
+        <w:rPr>
+          <w:rFonts w:ascii="Times New Roman" w:hAnsi="Times New Roman" w:cs="Times New Roman"/>
+        </w:rPr>
+        <w:t xml:space="preserve">(in seconds) </w:t>
+      </w:r>
+      <w:r>
+        <w:rPr>
+          <w:rFonts w:ascii="Times New Roman" w:hAnsi="Times New Roman" w:cs="Times New Roman"/>
+        </w:rPr>
+        <w:t>during the race</w:t>
+      </w:r>
+      <w:r>
+        <w:rPr>
+          <w:rFonts w:ascii="Times New Roman" w:hAnsi="Times New Roman" w:cs="Times New Roman"/>
+        </w:rPr>
+        <w:t>. Also indicate any unusual observations you notice.</w:t>
+      </w:r>
+    </w:p>
+    <w:p>
+      <w:pPr>
+        <w:rPr>
+          <w:rFonts w:ascii="Times New Roman" w:hAnsi="Times New Roman" w:cs="Times New Roman"/>
+        </w:rPr>
+      </w:pPr>
+    </w:p>
+    <w:p>
+      <w:pPr>
+        <w:jc w:val="center"/>
+        <w:rPr>
+          <w:rFonts w:ascii="Times New Roman" w:hAnsi="Times New Roman" w:cs="Times New Roman"/>
+        </w:rPr>
+      </w:pPr>
+      <w:r>
+        <w:rPr>
+          <w:rFonts w:ascii="Times New Roman" w:hAnsi="Times New Roman" w:cs="Times New Roman"/>
+        </w:rPr>
+        <w:lastRenderedPageBreak/>
         <w:drawing>
-          <wp:anchor distT="0" distB="0" distL="114300" distR="114300" simplePos="0" relativeHeight="251659264" behindDoc="0" locked="0" layoutInCell="1" allowOverlap="1" wp14:anchorId="287A241F" wp14:editId="31147662">
-            <wp:simplePos x="0" y="0"/>
-            <wp:positionH relativeFrom="column">
-              <wp:posOffset>3803817</wp:posOffset>
-            </wp:positionH>
-            <wp:positionV relativeFrom="paragraph">
-              <wp:posOffset>171450</wp:posOffset>
-            </wp:positionV>
-            <wp:extent cx="2743200" cy="2505075"/>
-            <wp:effectExtent l="0" t="0" r="0" b="0"/>
-            <wp:wrapSquare wrapText="bothSides"/>
-            <wp:docPr id="1030920970" name="Picture 6" descr="A graph with blue and black bars&#10;&#10;Description automatically generated"/>
+          <wp:inline distT="0" distB="0" distL="0" distR="0" wp14:anchorId="35CC2F39" wp14:editId="79637EF0">
+            <wp:extent cx="3159663" cy="2049780"/>
+            <wp:effectExtent l="0" t="0" r="3175" b="7620"/>
+            <wp:docPr id="1" name="Picture 1"/>
             <wp:cNvGraphicFramePr>
               <a:graphicFrameLocks xmlns:a="http://schemas.openxmlformats.org/drawingml/2006/main" noChangeAspect="1"/>
             </wp:cNvGraphicFramePr>
@@ -58,17 +313,11 @@
               <a:graphicData uri="http://schemas.openxmlformats.org/drawingml/2006/picture">
                 <pic:pic xmlns:pic="http://schemas.openxmlformats.org/drawingml/2006/picture">
                   <pic:nvPicPr>
-                    <pic:cNvPr id="1030920970" name="Picture 6" descr="A graph with blue and black bars&#10;&#10;Description automatically generated"/>
+                    <pic:cNvPr id="1" name=""/>
                     <pic:cNvPicPr/>
                   </pic:nvPicPr>
                   <pic:blipFill>
-                    <a:blip r:embed="rId7" cstate="print">
-                      <a:extLst>
-                        <a:ext uri="{28A0092B-C50C-407E-A947-70E740481C1C}">
-                          <a14:useLocalDpi xmlns:a14="http://schemas.microsoft.com/office/drawing/2010/main" val="0"/>
-                        </a:ext>
-                      </a:extLst>
-                    </a:blip>
+                    <a:blip r:embed="rId7"/>
                     <a:stretch>
                       <a:fillRect/>
                     </a:stretch>
@@ -76,7 +325,7 @@
                   <pic:spPr>
                     <a:xfrm>
                       <a:off x="0" y="0"/>
-                      <a:ext cx="2743200" cy="2505075"/>
+                      <a:ext cx="3180989" cy="2063615"/>
                     </a:xfrm>
                     <a:prstGeom prst="rect">
                       <a:avLst/>
@@ -85,52 +334,9 @@
                 </pic:pic>
               </a:graphicData>
             </a:graphic>
-            <wp14:sizeRelH relativeFrom="page">
-              <wp14:pctWidth>0</wp14:pctWidth>
-            </wp14:sizeRelH>
-            <wp14:sizeRelV relativeFrom="page">
-              <wp14:pctHeight>0</wp14:pctHeight>
-            </wp14:sizeRelV>
-          </wp:anchor>
+          </wp:inline>
         </w:drawing>
       </w:r>
-      <w:r>
-        <w:rPr>
-          <w:rFonts w:ascii="Times New Roman" w:hAnsi="Times New Roman" w:cs="Times New Roman"/>
-        </w:rPr>
-        <w:t>Indicate the observations (cases) of the data set for the 2023 F1 Miami Grand Prix</w:t>
-      </w:r>
-    </w:p>
-    <w:p>
-      <w:pPr>
-        <w:rPr>
-          <w:rFonts w:ascii="Times New Roman" w:hAnsi="Times New Roman" w:cs="Times New Roman"/>
-        </w:rPr>
-      </w:pPr>
-    </w:p>
-    <w:p>
-      <w:pPr>
-        <w:rPr>
-          <w:rFonts w:ascii="Times New Roman" w:hAnsi="Times New Roman" w:cs="Times New Roman"/>
-          <w:color w:val="FF0000"/>
-        </w:rPr>
-      </w:pPr>
-    </w:p>
-    <w:p>
-      <w:pPr>
-        <w:rPr>
-          <w:rFonts w:ascii="Times New Roman" w:hAnsi="Times New Roman" w:cs="Times New Roman"/>
-          <w:color w:val="FF0000"/>
-        </w:rPr>
-      </w:pPr>
-    </w:p>
-    <w:p>
-      <w:pPr>
-        <w:rPr>
-          <w:rFonts w:ascii="Times New Roman" w:hAnsi="Times New Roman" w:cs="Times New Roman"/>
-          <w:color w:val="FF0000"/>
-        </w:rPr>
-      </w:pPr>
     </w:p>
     <w:p>
       <w:pPr>
@@ -154,142 +360,6 @@
         <w:rPr>
           <w:rFonts w:ascii="Times New Roman" w:hAnsi="Times New Roman" w:cs="Times New Roman"/>
         </w:rPr>
-        <w:t>Use the histogram to describe shape, center, and spread of Max Verstappen’s Lap Times during the race</w:t>
-      </w:r>
-    </w:p>
-    <w:p>
-      <w:pPr>
-        <w:rPr>
-          <w:rFonts w:ascii="Times New Roman" w:hAnsi="Times New Roman" w:cs="Times New Roman"/>
-        </w:rPr>
-      </w:pPr>
-    </w:p>
-    <w:p>
-      <w:pPr>
-        <w:rPr>
-          <w:rFonts w:ascii="Times New Roman" w:hAnsi="Times New Roman" w:cs="Times New Roman"/>
-        </w:rPr>
-      </w:pPr>
-    </w:p>
-    <w:p>
-      <w:pPr>
-        <w:ind w:left="720"/>
-        <w:rPr>
-          <w:rFonts w:ascii="Times New Roman" w:hAnsi="Times New Roman" w:cs="Times New Roman"/>
-          <w:color w:val="FF0000"/>
-        </w:rPr>
-      </w:pPr>
-    </w:p>
-    <w:p>
-      <w:pPr>
-        <w:ind w:left="720"/>
-        <w:rPr>
-          <w:rFonts w:ascii="Times New Roman" w:hAnsi="Times New Roman" w:cs="Times New Roman"/>
-          <w:color w:val="FF0000"/>
-        </w:rPr>
-      </w:pPr>
-    </w:p>
-    <w:p>
-      <w:pPr>
-        <w:ind w:left="720"/>
-        <w:rPr>
-          <w:rFonts w:ascii="Times New Roman" w:hAnsi="Times New Roman" w:cs="Times New Roman"/>
-          <w:color w:val="FF0000"/>
-        </w:rPr>
-      </w:pPr>
-    </w:p>
-    <w:p>
-      <w:pPr>
-        <w:ind w:left="720"/>
-        <w:rPr>
-          <w:rFonts w:ascii="Times New Roman" w:hAnsi="Times New Roman" w:cs="Times New Roman"/>
-          <w:color w:val="FF0000"/>
-        </w:rPr>
-      </w:pPr>
-    </w:p>
-    <w:p>
-      <w:pPr>
-        <w:pStyle w:val="ListParagraph"/>
-        <w:numPr>
-          <w:ilvl w:val="0"/>
-          <w:numId w:val="1"/>
-        </w:numPr>
-        <w:rPr>
-          <w:rFonts w:ascii="Times New Roman" w:hAnsi="Times New Roman" w:cs="Times New Roman"/>
-          <w:color w:val="000000" w:themeColor="text1"/>
-        </w:rPr>
-      </w:pPr>
-      <w:r>
-        <w:rPr>
-          <w:rFonts w:ascii="Times New Roman" w:hAnsi="Times New Roman" w:cs="Times New Roman"/>
-          <w:color w:val="000000" w:themeColor="text1"/>
-        </w:rPr>
-        <w:t>How many observations are there in the histogram to the right?</w:t>
-      </w:r>
-    </w:p>
-    <w:p>
-      <w:pPr>
-        <w:rPr>
-          <w:rFonts w:ascii="Times New Roman" w:hAnsi="Times New Roman" w:cs="Times New Roman"/>
-          <w:color w:val="FF0000"/>
-        </w:rPr>
-      </w:pPr>
-    </w:p>
-    <w:p>
-      <w:pPr>
-        <w:pStyle w:val="ListParagraph"/>
-        <w:rPr>
-          <w:rFonts w:ascii="Times New Roman" w:hAnsi="Times New Roman" w:cs="Times New Roman"/>
-        </w:rPr>
-      </w:pPr>
-    </w:p>
-    <w:p>
-      <w:pPr>
-        <w:pStyle w:val="ListParagraph"/>
-        <w:rPr>
-          <w:rFonts w:ascii="Times New Roman" w:hAnsi="Times New Roman" w:cs="Times New Roman"/>
-        </w:rPr>
-      </w:pPr>
-    </w:p>
-    <w:p>
-      <w:pPr>
-        <w:pStyle w:val="ListParagraph"/>
-        <w:rPr>
-          <w:rFonts w:ascii="Times New Roman" w:hAnsi="Times New Roman" w:cs="Times New Roman"/>
-        </w:rPr>
-      </w:pPr>
-    </w:p>
-    <w:p>
-      <w:pPr>
-        <w:pStyle w:val="ListParagraph"/>
-        <w:rPr>
-          <w:rFonts w:ascii="Times New Roman" w:hAnsi="Times New Roman" w:cs="Times New Roman"/>
-        </w:rPr>
-      </w:pPr>
-    </w:p>
-    <w:p>
-      <w:pPr>
-        <w:pStyle w:val="ListParagraph"/>
-        <w:rPr>
-          <w:rFonts w:ascii="Times New Roman" w:hAnsi="Times New Roman" w:cs="Times New Roman"/>
-        </w:rPr>
-      </w:pPr>
-    </w:p>
-    <w:p>
-      <w:pPr>
-        <w:pStyle w:val="ListParagraph"/>
-        <w:numPr>
-          <w:ilvl w:val="0"/>
-          <w:numId w:val="1"/>
-        </w:numPr>
-        <w:rPr>
-          <w:rFonts w:ascii="Times New Roman" w:hAnsi="Times New Roman" w:cs="Times New Roman"/>
-        </w:rPr>
-      </w:pPr>
-      <w:r>
-        <w:rPr>
-          <w:rFonts w:ascii="Times New Roman" w:hAnsi="Times New Roman" w:cs="Times New Roman"/>
-        </w:rPr>
         <w:t xml:space="preserve">Given the </w:t>
       </w:r>
       <w:r>
@@ -314,471 +384,33 @@
     </w:p>
     <w:p>
       <w:pPr>
-        <w:ind w:left="720"/>
-        <w:rPr>
-          <w:rFonts w:ascii="Times New Roman" w:hAnsi="Times New Roman" w:cs="Times New Roman"/>
-        </w:rPr>
-      </w:pPr>
-      <w:r>
-        <w:rPr>
-          <w:rFonts w:ascii="Times New Roman" w:hAnsi="Times New Roman" w:cs="Times New Roman"/>
-        </w:rPr>
-        <w:t>Min.:</w:t>
-      </w:r>
-      <w:r>
-        <w:rPr>
-          <w:rFonts w:ascii="Times New Roman" w:hAnsi="Times New Roman" w:cs="Times New Roman"/>
-        </w:rPr>
-        <w:tab/>
-      </w:r>
-      <w:r>
-        <w:rPr>
-          <w:rFonts w:ascii="Times New Roman" w:hAnsi="Times New Roman" w:cs="Times New Roman"/>
-        </w:rPr>
-        <w:tab/>
-        <w:t>1</w:t>
-      </w:r>
-      <w:r>
-        <w:rPr>
-          <w:rFonts w:ascii="Times New Roman" w:hAnsi="Times New Roman" w:cs="Times New Roman"/>
-          <w:vertAlign w:val="superscript"/>
-        </w:rPr>
-        <w:t>st</w:t>
-      </w:r>
-      <w:r>
-        <w:rPr>
-          <w:rFonts w:ascii="Times New Roman" w:hAnsi="Times New Roman" w:cs="Times New Roman"/>
-        </w:rPr>
-        <w:t xml:space="preserve"> Qu:</w:t>
-      </w:r>
-      <w:r>
-        <w:rPr>
-          <w:rFonts w:ascii="Times New Roman" w:hAnsi="Times New Roman" w:cs="Times New Roman"/>
-        </w:rPr>
-        <w:tab/>
-        <w:t xml:space="preserve"> </w:t>
-      </w:r>
-      <w:r>
-        <w:rPr>
-          <w:rFonts w:ascii="Times New Roman" w:hAnsi="Times New Roman" w:cs="Times New Roman"/>
-        </w:rPr>
-        <w:tab/>
-        <w:t>Median:</w:t>
-      </w:r>
-      <w:r>
-        <w:rPr>
-          <w:rFonts w:ascii="Times New Roman" w:hAnsi="Times New Roman" w:cs="Times New Roman"/>
-        </w:rPr>
-        <w:tab/>
-        <w:t>Mean:</w:t>
-      </w:r>
-      <w:r>
-        <w:rPr>
-          <w:rFonts w:ascii="Times New Roman" w:hAnsi="Times New Roman" w:cs="Times New Roman"/>
-        </w:rPr>
-        <w:tab/>
-      </w:r>
-      <w:r>
-        <w:rPr>
-          <w:rFonts w:ascii="Times New Roman" w:hAnsi="Times New Roman" w:cs="Times New Roman"/>
-        </w:rPr>
-        <w:tab/>
-        <w:t>3</w:t>
-      </w:r>
-      <w:r>
-        <w:rPr>
-          <w:rFonts w:ascii="Times New Roman" w:hAnsi="Times New Roman" w:cs="Times New Roman"/>
-          <w:vertAlign w:val="superscript"/>
-        </w:rPr>
-        <w:t>rd</w:t>
-      </w:r>
-      <w:r>
-        <w:rPr>
-          <w:rFonts w:ascii="Times New Roman" w:hAnsi="Times New Roman" w:cs="Times New Roman"/>
-        </w:rPr>
-        <w:t xml:space="preserve"> Qu:</w:t>
-      </w:r>
-      <w:r>
-        <w:rPr>
-          <w:rFonts w:ascii="Times New Roman" w:hAnsi="Times New Roman" w:cs="Times New Roman"/>
-        </w:rPr>
-        <w:tab/>
-      </w:r>
-      <w:r>
-        <w:rPr>
-          <w:rFonts w:ascii="Times New Roman" w:hAnsi="Times New Roman" w:cs="Times New Roman"/>
-        </w:rPr>
-        <w:tab/>
-        <w:t>Max:</w:t>
-      </w:r>
-      <w:r>
-        <w:rPr>
-          <w:rFonts w:ascii="Times New Roman" w:hAnsi="Times New Roman" w:cs="Times New Roman"/>
-        </w:rPr>
-        <w:tab/>
-      </w:r>
-    </w:p>
-    <w:p>
-      <w:pPr>
-        <w:ind w:left="720"/>
-        <w:rPr>
-          <w:rFonts w:ascii="Times New Roman" w:hAnsi="Times New Roman" w:cs="Times New Roman"/>
-        </w:rPr>
-      </w:pPr>
-      <w:r>
-        <w:rPr>
-          <w:rFonts w:ascii="Times New Roman" w:hAnsi="Times New Roman" w:cs="Times New Roman"/>
-        </w:rPr>
-        <w:t>89.71</w:t>
-      </w:r>
-      <w:r>
-        <w:rPr>
-          <w:rFonts w:ascii="Times New Roman" w:hAnsi="Times New Roman" w:cs="Times New Roman"/>
-        </w:rPr>
-        <w:tab/>
-      </w:r>
-      <w:r>
-        <w:rPr>
-          <w:rFonts w:ascii="Times New Roman" w:hAnsi="Times New Roman" w:cs="Times New Roman"/>
-        </w:rPr>
-        <w:tab/>
-        <w:t>91.</w:t>
-      </w:r>
-      <w:proofErr w:type="gramStart"/>
-      <w:r>
-        <w:rPr>
-          <w:rFonts w:ascii="Times New Roman" w:hAnsi="Times New Roman" w:cs="Times New Roman"/>
-        </w:rPr>
-        <w:t xml:space="preserve">18  </w:t>
-      </w:r>
-      <w:r>
-        <w:rPr>
-          <w:rFonts w:ascii="Times New Roman" w:hAnsi="Times New Roman" w:cs="Times New Roman"/>
-        </w:rPr>
-        <w:tab/>
-      </w:r>
-      <w:proofErr w:type="gramEnd"/>
-      <w:r>
-        <w:rPr>
-          <w:rFonts w:ascii="Times New Roman" w:hAnsi="Times New Roman" w:cs="Times New Roman"/>
-        </w:rPr>
-        <w:tab/>
-        <w:t xml:space="preserve">91.83  </w:t>
-      </w:r>
-      <w:r>
-        <w:rPr>
-          <w:rFonts w:ascii="Times New Roman" w:hAnsi="Times New Roman" w:cs="Times New Roman"/>
-        </w:rPr>
-        <w:tab/>
-      </w:r>
-      <w:r>
-        <w:rPr>
-          <w:rFonts w:ascii="Times New Roman" w:hAnsi="Times New Roman" w:cs="Times New Roman"/>
-        </w:rPr>
-        <w:tab/>
-        <w:t xml:space="preserve">92.25  </w:t>
-      </w:r>
-      <w:r>
-        <w:rPr>
-          <w:rFonts w:ascii="Times New Roman" w:hAnsi="Times New Roman" w:cs="Times New Roman"/>
-        </w:rPr>
-        <w:tab/>
-      </w:r>
-      <w:r>
-        <w:rPr>
-          <w:rFonts w:ascii="Times New Roman" w:hAnsi="Times New Roman" w:cs="Times New Roman"/>
-        </w:rPr>
-        <w:tab/>
-        <w:t xml:space="preserve">92.43  </w:t>
-      </w:r>
-      <w:r>
-        <w:rPr>
-          <w:rFonts w:ascii="Times New Roman" w:hAnsi="Times New Roman" w:cs="Times New Roman"/>
-        </w:rPr>
-        <w:tab/>
-      </w:r>
-      <w:r>
-        <w:rPr>
-          <w:rFonts w:ascii="Times New Roman" w:hAnsi="Times New Roman" w:cs="Times New Roman"/>
-        </w:rPr>
-        <w:tab/>
-        <w:t>106.12</w:t>
-      </w:r>
-    </w:p>
-    <w:p>
-      <w:pPr>
-        <w:pStyle w:val="ListParagraph"/>
-        <w:rPr>
-          <w:rFonts w:ascii="Times New Roman" w:hAnsi="Times New Roman" w:cs="Times New Roman"/>
-        </w:rPr>
-      </w:pPr>
-    </w:p>
-    <w:p>
-      <w:pPr>
-        <w:pStyle w:val="ListParagraph"/>
-        <w:numPr>
-          <w:ilvl w:val="1"/>
-          <w:numId w:val="1"/>
-        </w:numPr>
-        <w:rPr>
-          <w:rFonts w:ascii="Times New Roman" w:hAnsi="Times New Roman" w:cs="Times New Roman"/>
-        </w:rPr>
-      </w:pPr>
-      <w:r>
-        <w:rPr>
-          <w:rFonts w:ascii="Times New Roman" w:hAnsi="Times New Roman" w:cs="Times New Roman"/>
-        </w:rPr>
-        <w:t>Determine which lap(s) would be considered</w:t>
-      </w:r>
-      <w:r>
-        <w:rPr>
-          <w:rFonts w:ascii="Times New Roman" w:hAnsi="Times New Roman" w:cs="Times New Roman"/>
-        </w:rPr>
-        <w:t xml:space="preserve"> an outlier?</w:t>
-      </w:r>
-    </w:p>
-    <w:p>
-      <w:pPr>
-        <w:rPr>
-          <w:rFonts w:ascii="Times New Roman" w:hAnsi="Times New Roman" w:cs="Times New Roman"/>
-        </w:rPr>
-      </w:pPr>
-    </w:p>
-    <w:p>
-      <w:pPr>
-        <w:rPr>
-          <w:rFonts w:ascii="Times New Roman" w:hAnsi="Times New Roman" w:cs="Times New Roman"/>
-          <w:b/>
-          <w:color w:val="FF0000"/>
-        </w:rPr>
-      </w:pPr>
-    </w:p>
-    <w:p>
-      <w:pPr>
-        <w:rPr>
-          <w:rFonts w:ascii="Times New Roman" w:hAnsi="Times New Roman" w:cs="Times New Roman"/>
-          <w:b/>
-          <w:color w:val="FF0000"/>
-        </w:rPr>
-      </w:pPr>
-    </w:p>
-    <w:p>
-      <w:pPr>
-        <w:rPr>
-          <w:rFonts w:ascii="Times New Roman" w:hAnsi="Times New Roman" w:cs="Times New Roman"/>
-          <w:b/>
-          <w:color w:val="FF0000"/>
-        </w:rPr>
-      </w:pPr>
-    </w:p>
-    <w:p>
-      <w:pPr>
-        <w:rPr>
-          <w:rFonts w:ascii="Times New Roman" w:hAnsi="Times New Roman" w:cs="Times New Roman"/>
-        </w:rPr>
-      </w:pPr>
-    </w:p>
-    <w:p>
-      <w:pPr>
-        <w:rPr>
-          <w:rFonts w:ascii="Times New Roman" w:hAnsi="Times New Roman" w:cs="Times New Roman"/>
-        </w:rPr>
-      </w:pPr>
-    </w:p>
-    <w:p>
-      <w:pPr>
-        <w:pStyle w:val="ListParagraph"/>
-        <w:numPr>
-          <w:ilvl w:val="0"/>
-          <w:numId w:val="1"/>
-        </w:numPr>
-        <w:rPr>
-          <w:rFonts w:ascii="Times New Roman" w:hAnsi="Times New Roman" w:cs="Times New Roman"/>
-        </w:rPr>
-      </w:pPr>
-      <w:r>
-        <w:rPr>
-          <w:rFonts w:ascii="Times New Roman" w:hAnsi="Times New Roman" w:cs="Times New Roman"/>
-        </w:rPr>
-        <w:lastRenderedPageBreak/>
-        <w:t>Given the general description of an F1 race above, what is one reason that there are some laps that are so far away from the rest of the data?</w:t>
-      </w:r>
-    </w:p>
-    <w:p>
-      <w:pPr>
-        <w:rPr>
-          <w:rFonts w:ascii="Times New Roman" w:hAnsi="Times New Roman" w:cs="Times New Roman"/>
-        </w:rPr>
-      </w:pPr>
-    </w:p>
-    <w:p>
-      <w:pPr>
-        <w:rPr>
-          <w:rFonts w:ascii="Times New Roman" w:hAnsi="Times New Roman" w:cs="Times New Roman"/>
-          <w:color w:val="FF0000"/>
-        </w:rPr>
-      </w:pPr>
-    </w:p>
-    <w:p>
-      <w:pPr>
-        <w:rPr>
-          <w:rFonts w:ascii="Times New Roman" w:hAnsi="Times New Roman" w:cs="Times New Roman"/>
-          <w:color w:val="FF0000"/>
-        </w:rPr>
-      </w:pPr>
-    </w:p>
-    <w:p>
-      <w:pPr>
-        <w:rPr>
-          <w:rFonts w:ascii="Times New Roman" w:hAnsi="Times New Roman" w:cs="Times New Roman"/>
-          <w:color w:val="FF0000"/>
-        </w:rPr>
-      </w:pPr>
-    </w:p>
-    <w:p>
-      <w:pPr>
-        <w:rPr>
-          <w:rFonts w:ascii="Times New Roman" w:hAnsi="Times New Roman" w:cs="Times New Roman"/>
-          <w:color w:val="FF0000"/>
-        </w:rPr>
-      </w:pPr>
-    </w:p>
-    <w:p>
-      <w:pPr>
-        <w:rPr>
-          <w:rFonts w:ascii="Times New Roman" w:hAnsi="Times New Roman" w:cs="Times New Roman"/>
-          <w:color w:val="FF0000"/>
-        </w:rPr>
-      </w:pPr>
-    </w:p>
-    <w:p>
-      <w:pPr>
-        <w:rPr>
-          <w:rFonts w:ascii="Times New Roman" w:hAnsi="Times New Roman" w:cs="Times New Roman"/>
-          <w:color w:val="FF0000"/>
-        </w:rPr>
-      </w:pPr>
-    </w:p>
-    <w:p>
-      <w:pPr>
-        <w:rPr>
-          <w:rFonts w:ascii="Times New Roman" w:hAnsi="Times New Roman" w:cs="Times New Roman"/>
-          <w:color w:val="FF0000"/>
-        </w:rPr>
-      </w:pPr>
-    </w:p>
-    <w:p>
-      <w:pPr>
-        <w:rPr>
-          <w:rFonts w:ascii="Times New Roman" w:hAnsi="Times New Roman" w:cs="Times New Roman"/>
-        </w:rPr>
-      </w:pPr>
-    </w:p>
-    <w:p>
-      <w:pPr>
-        <w:pStyle w:val="ListParagraph"/>
-        <w:numPr>
-          <w:ilvl w:val="0"/>
-          <w:numId w:val="1"/>
-        </w:numPr>
-        <w:rPr>
-          <w:rFonts w:ascii="Times New Roman" w:hAnsi="Times New Roman" w:cs="Times New Roman"/>
-        </w:rPr>
-      </w:pPr>
-      <w:r>
-        <w:rPr>
-          <w:rFonts w:ascii="Times New Roman" w:hAnsi="Times New Roman" w:cs="Times New Roman"/>
-        </w:rPr>
-        <w:t xml:space="preserve">Would removing these lap times provide a more accurate analysis of a driver’s or </w:t>
-      </w:r>
-      <w:r>
-        <w:rPr>
-          <w:rFonts w:ascii="Times New Roman" w:hAnsi="Times New Roman" w:cs="Times New Roman"/>
-        </w:rPr>
-        <w:t>constructor’s</w:t>
-      </w:r>
-      <w:r>
-        <w:rPr>
-          <w:rFonts w:ascii="Times New Roman" w:hAnsi="Times New Roman" w:cs="Times New Roman"/>
-        </w:rPr>
-        <w:t xml:space="preserve"> race?  </w:t>
-      </w:r>
-    </w:p>
-    <w:p>
-      <w:pPr>
-        <w:rPr>
-          <w:rFonts w:ascii="Times New Roman" w:hAnsi="Times New Roman" w:cs="Times New Roman"/>
-        </w:rPr>
-      </w:pPr>
-    </w:p>
-    <w:p>
-      <w:pPr>
-        <w:rPr>
-          <w:rFonts w:ascii="Times New Roman" w:hAnsi="Times New Roman" w:cs="Times New Roman"/>
-          <w:color w:val="FF0000"/>
-        </w:rPr>
-      </w:pPr>
-    </w:p>
-    <w:p>
-      <w:pPr>
-        <w:rPr>
-          <w:rFonts w:ascii="Times New Roman" w:hAnsi="Times New Roman" w:cs="Times New Roman"/>
-          <w:color w:val="FF0000"/>
-        </w:rPr>
-      </w:pPr>
-    </w:p>
-    <w:p>
-      <w:pPr>
-        <w:rPr>
-          <w:rFonts w:ascii="Times New Roman" w:hAnsi="Times New Roman" w:cs="Times New Roman"/>
-          <w:color w:val="FF0000"/>
-        </w:rPr>
-      </w:pPr>
-    </w:p>
-    <w:p>
-      <w:pPr>
-        <w:rPr>
-          <w:rFonts w:ascii="Times New Roman" w:hAnsi="Times New Roman" w:cs="Times New Roman"/>
-          <w:color w:val="FF0000"/>
-        </w:rPr>
-      </w:pPr>
-    </w:p>
-    <w:p>
-      <w:pPr>
-        <w:rPr>
-          <w:rFonts w:ascii="Times New Roman" w:hAnsi="Times New Roman" w:cs="Times New Roman"/>
-        </w:rPr>
-      </w:pPr>
-    </w:p>
-    <w:p>
-      <w:pPr>
-        <w:pStyle w:val="ListParagraph"/>
-        <w:numPr>
-          <w:ilvl w:val="0"/>
-          <w:numId w:val="1"/>
-        </w:numPr>
-        <w:rPr>
-          <w:rFonts w:ascii="Times New Roman" w:hAnsi="Times New Roman" w:cs="Times New Roman"/>
-        </w:rPr>
-      </w:pPr>
-      <w:r>
-        <w:rPr>
-          <w:rFonts w:ascii="Times New Roman" w:hAnsi="Times New Roman" w:cs="Times New Roman"/>
-          <w:noProof/>
+        <w:autoSpaceDE w:val="0"/>
+        <w:autoSpaceDN w:val="0"/>
+        <w:adjustRightInd w:val="0"/>
+        <w:rPr>
+          <w:rFonts w:ascii="Segoe UI" w:hAnsi="Segoe UI" w:cs="Segoe UI"/>
+          <w:color w:val="000000"/>
+          <w:kern w:val="0"/>
+          <w:sz w:val="18"/>
+          <w:szCs w:val="18"/>
+        </w:rPr>
+      </w:pPr>
+    </w:p>
+    <w:p>
+      <w:pPr>
+        <w:rPr>
+          <w:rFonts w:ascii="Times New Roman" w:hAnsi="Times New Roman" w:cs="Times New Roman"/>
+        </w:rPr>
+      </w:pPr>
+      <w:r>
+        <w:rPr>
+          <w:rFonts w:ascii="Times New Roman" w:hAnsi="Times New Roman" w:cs="Times New Roman"/>
         </w:rPr>
         <w:drawing>
-          <wp:anchor distT="0" distB="0" distL="114300" distR="114300" simplePos="0" relativeHeight="251661312" behindDoc="0" locked="0" layoutInCell="1" allowOverlap="1" wp14:anchorId="5D402676" wp14:editId="01106240">
-            <wp:simplePos x="0" y="0"/>
-            <wp:positionH relativeFrom="column">
-              <wp:posOffset>3906520</wp:posOffset>
-            </wp:positionH>
-            <wp:positionV relativeFrom="paragraph">
-              <wp:posOffset>36195</wp:posOffset>
-            </wp:positionV>
-            <wp:extent cx="2737485" cy="2499995"/>
-            <wp:effectExtent l="0" t="0" r="5715" b="1905"/>
-            <wp:wrapSquare wrapText="bothSides"/>
-            <wp:docPr id="372611759" name="Picture 1" descr="A graph with blue bars&#10;&#10;Description automatically generated"/>
+          <wp:inline distT="0" distB="0" distL="0" distR="0" wp14:anchorId="0BCC5046" wp14:editId="3830397D">
+            <wp:extent cx="3665538" cy="2149026"/>
+            <wp:effectExtent l="0" t="0" r="0" b="3810"/>
+            <wp:docPr id="5" name="Picture 5"/>
             <wp:cNvGraphicFramePr>
               <a:graphicFrameLocks xmlns:a="http://schemas.openxmlformats.org/drawingml/2006/main" noChangeAspect="1"/>
             </wp:cNvGraphicFramePr>
@@ -786,17 +418,11 @@
               <a:graphicData uri="http://schemas.openxmlformats.org/drawingml/2006/picture">
                 <pic:pic xmlns:pic="http://schemas.openxmlformats.org/drawingml/2006/picture">
                   <pic:nvPicPr>
-                    <pic:cNvPr id="372611759" name="Picture 1" descr="A graph with blue bars&#10;&#10;Description automatically generated"/>
+                    <pic:cNvPr id="1" name=""/>
                     <pic:cNvPicPr/>
                   </pic:nvPicPr>
                   <pic:blipFill>
-                    <a:blip r:embed="rId8" cstate="print">
-                      <a:extLst>
-                        <a:ext uri="{28A0092B-C50C-407E-A947-70E740481C1C}">
-                          <a14:useLocalDpi xmlns:a14="http://schemas.microsoft.com/office/drawing/2010/main" val="0"/>
-                        </a:ext>
-                      </a:extLst>
-                    </a:blip>
+                    <a:blip r:embed="rId8"/>
                     <a:stretch>
                       <a:fillRect/>
                     </a:stretch>
@@ -804,7 +430,7 @@
                   <pic:spPr>
                     <a:xfrm>
                       <a:off x="0" y="0"/>
-                      <a:ext cx="2737485" cy="2499995"/>
+                      <a:ext cx="3665538" cy="2149026"/>
                     </a:xfrm>
                     <a:prstGeom prst="rect">
                       <a:avLst/>
@@ -813,87 +439,42 @@
                 </pic:pic>
               </a:graphicData>
             </a:graphic>
-            <wp14:sizeRelH relativeFrom="page">
-              <wp14:pctWidth>0</wp14:pctWidth>
-            </wp14:sizeRelH>
-            <wp14:sizeRelV relativeFrom="page">
-              <wp14:pctHeight>0</wp14:pctHeight>
-            </wp14:sizeRelV>
-          </wp:anchor>
+          </wp:inline>
         </w:drawing>
       </w:r>
-      <w:r>
-        <w:rPr>
-          <w:rFonts w:ascii="Times New Roman" w:hAnsi="Times New Roman" w:cs="Times New Roman"/>
-        </w:rPr>
-        <w:t>Describe the histogram with outliers removed from the data</w:t>
-      </w:r>
-    </w:p>
-    <w:p>
-      <w:pPr>
-        <w:rPr>
-          <w:rFonts w:ascii="Times New Roman" w:hAnsi="Times New Roman" w:cs="Times New Roman"/>
-        </w:rPr>
-      </w:pPr>
-    </w:p>
-    <w:p>
-      <w:pPr>
-        <w:rPr>
-          <w:rFonts w:ascii="Times New Roman" w:hAnsi="Times New Roman" w:cs="Times New Roman"/>
-        </w:rPr>
-      </w:pPr>
-    </w:p>
-    <w:p>
-      <w:pPr>
-        <w:rPr>
-          <w:rFonts w:ascii="Times New Roman" w:hAnsi="Times New Roman" w:cs="Times New Roman"/>
-        </w:rPr>
-      </w:pPr>
-    </w:p>
-    <w:p>
-      <w:pPr>
-        <w:rPr>
-          <w:rFonts w:ascii="Times New Roman" w:hAnsi="Times New Roman" w:cs="Times New Roman"/>
-        </w:rPr>
-      </w:pPr>
-    </w:p>
-    <w:p>
-      <w:pPr>
-        <w:rPr>
-          <w:rFonts w:ascii="Times New Roman" w:hAnsi="Times New Roman" w:cs="Times New Roman"/>
-        </w:rPr>
-      </w:pPr>
-    </w:p>
-    <w:p>
-      <w:pPr>
-        <w:rPr>
-          <w:rFonts w:ascii="Times New Roman" w:hAnsi="Times New Roman" w:cs="Times New Roman"/>
-        </w:rPr>
-      </w:pPr>
-    </w:p>
-    <w:p>
-      <w:pPr>
-        <w:rPr>
-          <w:rFonts w:ascii="Times New Roman" w:hAnsi="Times New Roman" w:cs="Times New Roman"/>
-        </w:rPr>
-      </w:pPr>
-    </w:p>
-    <w:p>
-      <w:pPr>
-        <w:rPr>
-          <w:rFonts w:ascii="Times New Roman" w:hAnsi="Times New Roman" w:cs="Times New Roman"/>
-        </w:rPr>
-      </w:pPr>
-    </w:p>
-    <w:p>
-      <w:pPr>
-        <w:rPr>
-          <w:rFonts w:ascii="Times New Roman" w:hAnsi="Times New Roman" w:cs="Times New Roman"/>
-        </w:rPr>
-      </w:pPr>
-    </w:p>
-    <w:p>
-      <w:pPr>
+    </w:p>
+    <w:p>
+      <w:pPr>
+        <w:rPr>
+          <w:rFonts w:ascii="Times New Roman" w:hAnsi="Times New Roman" w:cs="Times New Roman"/>
+        </w:rPr>
+      </w:pPr>
+    </w:p>
+    <w:p>
+      <w:pPr>
+        <w:ind w:left="720"/>
+        <w:rPr>
+          <w:rFonts w:ascii="Times New Roman" w:hAnsi="Times New Roman" w:cs="Times New Roman"/>
+        </w:rPr>
+      </w:pPr>
+      <w:r>
+        <w:rPr>
+          <w:rFonts w:ascii="Times New Roman" w:hAnsi="Times New Roman" w:cs="Times New Roman"/>
+        </w:rPr>
+        <w:t>According to the 1.5 × IQR rule, which lap time(s) would be considered outliers? If possible, identify the corresponding lap number(s). Does this match what you visually noticed in the histogram?</w:t>
+      </w:r>
+    </w:p>
+    <w:p>
+      <w:pPr>
+        <w:ind w:left="720"/>
+        <w:rPr>
+          <w:rFonts w:ascii="Times New Roman" w:hAnsi="Times New Roman" w:cs="Times New Roman"/>
+        </w:rPr>
+      </w:pPr>
+    </w:p>
+    <w:p>
+      <w:pPr>
+        <w:pStyle w:val="ListParagraph"/>
         <w:rPr>
           <w:rFonts w:ascii="Times New Roman" w:hAnsi="Times New Roman" w:cs="Times New Roman"/>
         </w:rPr>
@@ -908,75 +489,378 @@
         </w:numPr>
         <w:rPr>
           <w:rFonts w:ascii="Times New Roman" w:hAnsi="Times New Roman" w:cs="Times New Roman"/>
-          <w:color w:val="000000" w:themeColor="text1"/>
-        </w:rPr>
-      </w:pPr>
-      <w:r>
-        <w:rPr>
-          <w:rFonts w:ascii="Times New Roman" w:hAnsi="Times New Roman" w:cs="Times New Roman"/>
-          <w:color w:val="000000" w:themeColor="text1"/>
-        </w:rPr>
-        <w:t>Would you expect the mean and median lap time to increase or decrease after the outliers are removed? Why?</w:t>
-      </w:r>
-    </w:p>
-    <w:p>
-      <w:pPr>
-        <w:rPr>
-          <w:rFonts w:ascii="Times New Roman" w:hAnsi="Times New Roman" w:cs="Times New Roman"/>
-        </w:rPr>
-      </w:pPr>
-    </w:p>
-    <w:p>
-      <w:pPr>
-        <w:rPr>
-          <w:rFonts w:ascii="Times New Roman" w:hAnsi="Times New Roman" w:cs="Times New Roman"/>
-        </w:rPr>
-      </w:pPr>
-    </w:p>
-    <w:p>
-      <w:pPr>
-        <w:rPr>
-          <w:rFonts w:ascii="Times New Roman" w:hAnsi="Times New Roman" w:cs="Times New Roman"/>
-        </w:rPr>
-      </w:pPr>
-    </w:p>
-    <w:p>
-      <w:pPr>
-        <w:rPr>
-          <w:rFonts w:ascii="Times New Roman" w:hAnsi="Times New Roman" w:cs="Times New Roman"/>
-        </w:rPr>
-      </w:pPr>
-    </w:p>
-    <w:p>
-      <w:pPr>
-        <w:rPr>
-          <w:rFonts w:ascii="Times New Roman" w:hAnsi="Times New Roman" w:cs="Times New Roman"/>
-        </w:rPr>
-      </w:pPr>
-    </w:p>
-    <w:p>
-      <w:pPr>
-        <w:rPr>
-          <w:rFonts w:ascii="Times New Roman" w:hAnsi="Times New Roman" w:cs="Times New Roman"/>
-        </w:rPr>
-      </w:pPr>
-    </w:p>
-    <w:p>
-      <w:pPr>
-        <w:rPr>
-          <w:rFonts w:ascii="Times New Roman" w:hAnsi="Times New Roman" w:cs="Times New Roman"/>
-        </w:rPr>
-      </w:pPr>
-    </w:p>
-    <w:p>
-      <w:pPr>
-        <w:rPr>
-          <w:rFonts w:ascii="Times New Roman" w:hAnsi="Times New Roman" w:cs="Times New Roman"/>
-        </w:rPr>
-      </w:pPr>
+        </w:rPr>
+      </w:pPr>
+      <w:r>
+        <w:rPr>
+          <w:rFonts w:ascii="Times New Roman" w:hAnsi="Times New Roman" w:cs="Times New Roman"/>
+        </w:rPr>
+        <w:t>Based on the description of an F1 race above, what is one possible race-related explanation for one of the high outliers identified using the 1.5 × IQR rule?</w:t>
+      </w:r>
+    </w:p>
+    <w:p>
+      <w:pPr>
+        <w:pStyle w:val="ListParagraph"/>
+        <w:rPr>
+          <w:rFonts w:ascii="Times New Roman" w:hAnsi="Times New Roman" w:cs="Times New Roman"/>
+        </w:rPr>
+      </w:pPr>
+    </w:p>
+    <w:p>
+      <w:pPr>
+        <w:rPr>
+          <w:rFonts w:ascii="Times New Roman" w:hAnsi="Times New Roman" w:cs="Times New Roman"/>
+        </w:rPr>
+      </w:pPr>
+      <w:r>
+        <w:rPr>
+          <w:rFonts w:ascii="Times New Roman" w:hAnsi="Times New Roman" w:cs="Times New Roman"/>
+        </w:rPr>
+        <w:t xml:space="preserve">Part 2: </w:t>
+      </w:r>
+      <w:r>
+        <w:rPr>
+          <w:rFonts w:ascii="Times New Roman" w:hAnsi="Times New Roman" w:cs="Times New Roman"/>
+        </w:rPr>
+        <w:t xml:space="preserve"> Incorporating Lap Number into Analysis</w:t>
+      </w:r>
+    </w:p>
+    <w:p>
+      <w:pPr>
+        <w:rPr>
+          <w:rFonts w:ascii="Times New Roman" w:hAnsi="Times New Roman" w:cs="Times New Roman"/>
+        </w:rPr>
+      </w:pPr>
+    </w:p>
+    <w:p>
+      <w:pPr>
+        <w:pStyle w:val="ListParagraph"/>
+        <w:numPr>
+          <w:ilvl w:val="0"/>
+          <w:numId w:val="1"/>
+        </w:numPr>
+        <w:rPr>
+          <w:rFonts w:ascii="Times New Roman" w:hAnsi="Times New Roman" w:cs="Times New Roman"/>
+        </w:rPr>
+      </w:pPr>
+      <w:r>
+        <w:rPr>
+          <w:rFonts w:ascii="Times New Roman" w:hAnsi="Times New Roman" w:cs="Times New Roman"/>
+        </w:rPr>
+        <w:t>The graph below plots Max Verstappen’s lap time against lap number for the 2023 Miami Grand Prix. Describe the overall pattern in his lap times over the course of the race. Be sure to comment on any unusual laps.</w:t>
+      </w:r>
+    </w:p>
+    <w:p>
+      <w:pPr>
+        <w:rPr>
+          <w:rFonts w:ascii="Times New Roman" w:hAnsi="Times New Roman" w:cs="Times New Roman"/>
+        </w:rPr>
+      </w:pPr>
+    </w:p>
+    <w:p>
+      <w:pPr>
+        <w:rPr>
+          <w:rFonts w:ascii="Times New Roman" w:hAnsi="Times New Roman" w:cs="Times New Roman"/>
+        </w:rPr>
+      </w:pPr>
+      <w:r>
+        <w:rPr>
+          <w:rFonts w:ascii="Times New Roman" w:hAnsi="Times New Roman" w:cs="Times New Roman"/>
+        </w:rPr>
+        <w:lastRenderedPageBreak/>
+        <w:drawing>
+          <wp:inline distT="0" distB="0" distL="0" distR="0" wp14:anchorId="5D3A0FC5" wp14:editId="177BE4EA">
+            <wp:extent cx="5685013" cy="2293819"/>
+            <wp:effectExtent l="0" t="0" r="0" b="0"/>
+            <wp:docPr id="8" name="Picture 8"/>
+            <wp:cNvGraphicFramePr>
+              <a:graphicFrameLocks xmlns:a="http://schemas.openxmlformats.org/drawingml/2006/main" noChangeAspect="1"/>
+            </wp:cNvGraphicFramePr>
+            <a:graphic xmlns:a="http://schemas.openxmlformats.org/drawingml/2006/main">
+              <a:graphicData uri="http://schemas.openxmlformats.org/drawingml/2006/picture">
+                <pic:pic xmlns:pic="http://schemas.openxmlformats.org/drawingml/2006/picture">
+                  <pic:nvPicPr>
+                    <pic:cNvPr id="1" name=""/>
+                    <pic:cNvPicPr/>
+                  </pic:nvPicPr>
+                  <pic:blipFill>
+                    <a:blip r:embed="rId9"/>
+                    <a:stretch>
+                      <a:fillRect/>
+                    </a:stretch>
+                  </pic:blipFill>
+                  <pic:spPr>
+                    <a:xfrm>
+                      <a:off x="0" y="0"/>
+                      <a:ext cx="5685013" cy="2293819"/>
+                    </a:xfrm>
+                    <a:prstGeom prst="rect">
+                      <a:avLst/>
+                    </a:prstGeom>
+                  </pic:spPr>
+                </pic:pic>
+              </a:graphicData>
+            </a:graphic>
+          </wp:inline>
+        </w:drawing>
+      </w:r>
+    </w:p>
+    <w:p>
+      <w:pPr>
+        <w:rPr>
+          <w:rFonts w:ascii="Times New Roman" w:hAnsi="Times New Roman" w:cs="Times New Roman"/>
+        </w:rPr>
+      </w:pPr>
+    </w:p>
+    <w:p>
+      <w:pPr>
+        <w:ind w:left="720"/>
+        <w:rPr>
+          <w:rFonts w:ascii="Times New Roman" w:hAnsi="Times New Roman" w:cs="Times New Roman"/>
+          <w:color w:val="FF0000"/>
+        </w:rPr>
+      </w:pPr>
+    </w:p>
+    <w:p>
+      <w:pPr>
+        <w:pStyle w:val="ListParagraph"/>
+        <w:numPr>
+          <w:ilvl w:val="0"/>
+          <w:numId w:val="1"/>
+        </w:numPr>
+        <w:rPr>
+          <w:rFonts w:ascii="Times New Roman" w:hAnsi="Times New Roman" w:cs="Times New Roman"/>
+        </w:rPr>
+      </w:pPr>
+      <w:r>
+        <w:rPr>
+          <w:rFonts w:ascii="Times New Roman" w:hAnsi="Times New Roman" w:cs="Times New Roman"/>
+        </w:rPr>
+        <w:t>Earlier, the 1.5 × IQR rule identified several unusually large lap times. Where do those unusually large lap times occur in the race?</w:t>
+      </w:r>
+    </w:p>
+    <w:p>
+      <w:pPr>
+        <w:pStyle w:val="ListParagraph"/>
+        <w:rPr>
+          <w:rFonts w:ascii="Times New Roman" w:hAnsi="Times New Roman" w:cs="Times New Roman"/>
+        </w:rPr>
+      </w:pPr>
+    </w:p>
+    <w:p>
+      <w:pPr>
+        <w:pStyle w:val="ListParagraph"/>
+        <w:numPr>
+          <w:ilvl w:val="0"/>
+          <w:numId w:val="1"/>
+        </w:numPr>
+        <w:rPr>
+          <w:rFonts w:ascii="Times New Roman" w:hAnsi="Times New Roman" w:cs="Times New Roman"/>
+        </w:rPr>
+      </w:pPr>
+      <w:r>
+        <w:rPr>
+          <w:rFonts w:ascii="Times New Roman" w:hAnsi="Times New Roman" w:cs="Times New Roman"/>
+        </w:rPr>
+        <w:t xml:space="preserve">Below is a map of the 2023 Miami Grand Prix race track. The pit lane is the narrow road between turn 18, near the end of a lap, and turn 2, shortly after the beginning of the next lap. </w:t>
+      </w:r>
+      <w:r>
+        <w:rPr>
+          <w:rFonts w:ascii="Times New Roman" w:hAnsi="Times New Roman" w:cs="Times New Roman"/>
+        </w:rPr>
+        <w:t xml:space="preserve">Red arrow represents the direction of traffic. </w:t>
+      </w:r>
+      <w:r>
+        <w:rPr>
+          <w:rFonts w:ascii="Times New Roman" w:hAnsi="Times New Roman" w:cs="Times New Roman"/>
+        </w:rPr>
+        <w:t>Typically, the actual tire change during a pit stop takes only about 3 seconds. However, the total time lost during a pit stop is much larger because drivers must slow down to the pit-lane speed limit, which is 80 km/h, compared with an average racing speed of about 200 km/h on the regular part of the track.</w:t>
+      </w:r>
+    </w:p>
+    <w:p>
+      <w:pPr>
+        <w:pStyle w:val="ListParagraph"/>
+        <w:rPr>
+          <w:rFonts w:ascii="Times New Roman" w:hAnsi="Times New Roman" w:cs="Times New Roman"/>
+        </w:rPr>
+      </w:pPr>
+    </w:p>
+    <w:p>
+      <w:pPr>
+        <w:pStyle w:val="NormalWeb"/>
+        <w:keepNext/>
+        <w:jc w:val="center"/>
+      </w:pPr>
+      <w:r>
+        <w:drawing>
+          <wp:inline distT="0" distB="0" distL="0" distR="0" wp14:anchorId="58B4FC24" wp14:editId="0736C658">
+            <wp:extent cx="5943600" cy="2335530"/>
+            <wp:effectExtent l="0" t="0" r="0" b="7620"/>
+            <wp:docPr id="10" name="Picture 10"/>
+            <wp:cNvGraphicFramePr>
+              <a:graphicFrameLocks xmlns:a="http://schemas.openxmlformats.org/drawingml/2006/main" noChangeAspect="1"/>
+            </wp:cNvGraphicFramePr>
+            <a:graphic xmlns:a="http://schemas.openxmlformats.org/drawingml/2006/main">
+              <a:graphicData uri="http://schemas.openxmlformats.org/drawingml/2006/picture">
+                <pic:pic xmlns:pic="http://schemas.openxmlformats.org/drawingml/2006/picture">
+                  <pic:nvPicPr>
+                    <pic:cNvPr id="1" name=""/>
+                    <pic:cNvPicPr/>
+                  </pic:nvPicPr>
+                  <pic:blipFill>
+                    <a:blip r:embed="rId10"/>
+                    <a:stretch>
+                      <a:fillRect/>
+                    </a:stretch>
+                  </pic:blipFill>
+                  <pic:spPr>
+                    <a:xfrm>
+                      <a:off x="0" y="0"/>
+                      <a:ext cx="5943600" cy="2335530"/>
+                    </a:xfrm>
+                    <a:prstGeom prst="rect">
+                      <a:avLst/>
+                    </a:prstGeom>
+                  </pic:spPr>
+                </pic:pic>
+              </a:graphicData>
+            </a:graphic>
+          </wp:inline>
+        </w:drawing>
+      </w:r>
+    </w:p>
+    <w:p>
+      <w:pPr>
+        <w:pStyle w:val="Caption"/>
+        <w:jc w:val="center"/>
+        <w:rPr>
+          <w:i w:val="0"/>
+        </w:rPr>
+      </w:pPr>
+      <w:r>
+        <w:rPr>
+          <w:i w:val="0"/>
+        </w:rPr>
+        <w:t xml:space="preserve">Source: </w:t>
+      </w:r>
+      <w:r>
+        <w:rPr>
+          <w:i w:val="0"/>
+        </w:rPr>
+        <w:t xml:space="preserve">By </w:t>
+      </w:r>
+      <w:proofErr w:type="spellStart"/>
+      <w:r>
+        <w:rPr>
+          <w:i w:val="0"/>
+        </w:rPr>
+        <w:t>GabrielStella</w:t>
+      </w:r>
+      <w:proofErr w:type="spellEnd"/>
+      <w:r>
+        <w:rPr>
+          <w:i w:val="0"/>
+        </w:rPr>
+        <w:t xml:space="preserve"> - Own work, CC BY-SA 3.0, </w:t>
+      </w:r>
+      <w:hyperlink r:id="rId11" w:history="1">
+        <w:r>
+          <w:rPr>
+            <w:rStyle w:val="Hyperlink"/>
+            <w:i w:val="0"/>
+          </w:rPr>
+          <w:t>https://commons.wikimedia.org/w/index.php?curid=103863916</w:t>
+        </w:r>
+      </w:hyperlink>
+      <w:r>
+        <w:rPr>
+          <w:i w:val="0"/>
+        </w:rPr>
+        <w:t xml:space="preserve"> </w:t>
+      </w:r>
+    </w:p>
+    <w:p>
+      <w:pPr>
+        <w:pStyle w:val="ListParagraph"/>
+        <w:rPr>
+          <w:rFonts w:ascii="Times New Roman" w:hAnsi="Times New Roman" w:cs="Times New Roman"/>
+        </w:rPr>
+      </w:pPr>
+    </w:p>
+    <w:p>
+      <w:pPr>
+        <w:pStyle w:val="ListParagraph"/>
+        <w:rPr>
+          <w:rFonts w:ascii="Times New Roman" w:hAnsi="Times New Roman" w:cs="Times New Roman"/>
+        </w:rPr>
+      </w:pPr>
+    </w:p>
+    <w:p>
+      <w:pPr>
+        <w:pStyle w:val="ListParagraph"/>
+        <w:rPr>
+          <w:rFonts w:ascii="Times New Roman" w:hAnsi="Times New Roman" w:cs="Times New Roman"/>
+        </w:rPr>
+      </w:pPr>
+    </w:p>
+    <w:p>
+      <w:pPr>
+        <w:pStyle w:val="ListParagraph"/>
+        <w:rPr>
+          <w:rFonts w:ascii="Times New Roman" w:hAnsi="Times New Roman" w:cs="Times New Roman"/>
+        </w:rPr>
+      </w:pPr>
+    </w:p>
+    <w:p>
+      <w:pPr>
+        <w:pStyle w:val="ListParagraph"/>
+        <w:rPr>
+          <w:rFonts w:ascii="Times New Roman" w:hAnsi="Times New Roman" w:cs="Times New Roman"/>
+        </w:rPr>
+      </w:pPr>
+    </w:p>
+    <w:p>
+      <w:pPr>
+        <w:pStyle w:val="ListParagraph"/>
+        <w:rPr>
+          <w:rFonts w:ascii="Times New Roman" w:hAnsi="Times New Roman" w:cs="Times New Roman"/>
+        </w:rPr>
+      </w:pPr>
+      <w:r>
+        <w:rPr>
+          <w:rFonts w:ascii="Times New Roman" w:hAnsi="Times New Roman" w:cs="Times New Roman"/>
+        </w:rPr>
+        <w:t>Verstappen’s lap 46 was his slowest lap of the race. Why does the location of the pit lane help explain why this lap time was so large?</w:t>
+      </w:r>
+    </w:p>
+    <w:p>
+      <w:pPr>
+        <w:pStyle w:val="ListParagraph"/>
+        <w:rPr>
+          <w:rFonts w:ascii="Times New Roman" w:hAnsi="Times New Roman" w:cs="Times New Roman"/>
+        </w:rPr>
+      </w:pPr>
+    </w:p>
+    <w:p>
+      <w:pPr>
+        <w:pStyle w:val="ListParagraph"/>
+        <w:numPr>
+          <w:ilvl w:val="0"/>
+          <w:numId w:val="1"/>
+        </w:numPr>
+        <w:rPr>
+          <w:rFonts w:ascii="Times New Roman" w:hAnsi="Times New Roman" w:cs="Times New Roman"/>
+        </w:rPr>
+      </w:pPr>
+      <w:r>
+        <w:rPr>
+          <w:rFonts w:ascii="Times New Roman" w:hAnsi="Times New Roman" w:cs="Times New Roman"/>
+        </w:rPr>
+        <w:t>In this activity, you analyzed Verstappen’s lap times using both a histogram and a plot of lap time versus lap number. What did each graph help you see, and why was the lap-number plot especially useful for interpreting the outliers?</w:t>
+      </w:r>
     </w:p>
     <w:sectPr>
-      <w:headerReference w:type="default" r:id="rId9"/>
+      <w:headerReference w:type="default" r:id="rId12"/>
       <w:pgSz w:w="12240" w:h="15840"/>
       <w:pgMar w:top="1440" w:right="1440" w:bottom="1440" w:left="1440" w:header="720" w:footer="720" w:gutter="0"/>
       <w:cols w:space="720"/>
@@ -987,7 +871,7 @@
 </file>
 
 <file path=word/endnotes.xml><?xml version="1.0" encoding="utf-8"?>
-<w:endnotes xmlns:wpc="http://schemas.microsoft.com/office/word/2010/wordprocessingCanvas" xmlns:cx="http://schemas.microsoft.com/office/drawing/2014/chartex" xmlns:cx1="http://schemas.microsoft.com/office/drawing/2015/9/8/chartex" xmlns:cx2="http://schemas.microsoft.com/office/drawing/2015/10/21/chartex" xmlns:cx3="http://schemas.microsoft.com/office/drawing/2016/5/9/chartex" xmlns:cx4="http://schemas.microsoft.com/office/drawing/2016/5/10/chartex" xmlns:cx5="http://schemas.microsoft.com/office/drawing/2016/5/11/chartex" xmlns:cx6="http://schemas.microsoft.com/office/drawing/2016/5/12/chartex" xmlns:cx7="http://schemas.microsoft.com/office/drawing/2016/5/13/chartex" xmlns:cx8="http://schemas.microsoft.com/office/drawing/2016/5/14/chartex" xmlns:mc="http://schemas.openxmlformats.org/markup-compatibility/2006" xmlns:aink="http://schemas.microsoft.com/office/drawing/2016/ink" xmlns:am3d="http://schemas.microsoft.com/office/drawing/2017/model3d" xmlns:o="urn:schemas-microsoft-com:office:office" xmlns:oel="http://schemas.microsoft.com/office/2019/extlst" xmlns:r="http://schemas.openxmlformats.org/officeDocument/2006/relationships" xmlns:m="http://schemas.openxmlformats.org/officeDocument/2006/math" xmlns:v="urn:schemas-microsoft-com:vml" xmlns:wp14="http://schemas.microsoft.com/office/word/2010/wordprocessingDrawing" xmlns:wp="http://schemas.openxmlformats.org/drawingml/2006/wordprocessingDrawing" xmlns:w10="urn:schemas-microsoft-com:office:word" xmlns:w="http://schemas.openxmlformats.org/wordprocessingml/2006/main" xmlns:w14="http://schemas.microsoft.com/office/word/2010/wordml" xmlns:w15="http://schemas.microsoft.com/office/word/2012/wordml" xmlns:w16cex="http://schemas.microsoft.com/office/word/2018/wordml/cex" xmlns:w16cid="http://schemas.microsoft.com/office/word/2016/wordml/cid" xmlns:w16="http://schemas.microsoft.com/office/word/2018/wordml" xmlns:w16du="http://schemas.microsoft.com/office/word/2023/wordml/word16du" xmlns:w16sdtdh="http://schemas.microsoft.com/office/word/2020/wordml/sdtdatahash" xmlns:w16se="http://schemas.microsoft.com/office/word/2015/wordml/symex" xmlns:wpg="http://schemas.microsoft.com/office/word/2010/wordprocessingGroup" xmlns:wpi="http://schemas.microsoft.com/office/word/2010/wordprocessingInk" xmlns:wne="http://schemas.microsoft.com/office/word/2006/wordml" xmlns:wps="http://schemas.microsoft.com/office/word/2010/wordprocessingShape" mc:Ignorable="w14 w15 w16se w16cid w16 w16cex w16sdtdh w16du wp14">
+<w:endnotes xmlns:wpc="http://schemas.microsoft.com/office/word/2010/wordprocessingCanvas" xmlns:cx="http://schemas.microsoft.com/office/drawing/2014/chartex" xmlns:cx1="http://schemas.microsoft.com/office/drawing/2015/9/8/chartex" xmlns:mc="http://schemas.openxmlformats.org/markup-compatibility/2006" xmlns:o="urn:schemas-microsoft-com:office:office" xmlns:r="http://schemas.openxmlformats.org/officeDocument/2006/relationships" xmlns:m="http://schemas.openxmlformats.org/officeDocument/2006/math" xmlns:v="urn:schemas-microsoft-com:vml" xmlns:wp14="http://schemas.microsoft.com/office/word/2010/wordprocessingDrawing" xmlns:wp="http://schemas.openxmlformats.org/drawingml/2006/wordprocessingDrawing" xmlns:w10="urn:schemas-microsoft-com:office:word" xmlns:w="http://schemas.openxmlformats.org/wordprocessingml/2006/main" xmlns:w14="http://schemas.microsoft.com/office/word/2010/wordml" xmlns:w15="http://schemas.microsoft.com/office/word/2012/wordml" xmlns:w16se="http://schemas.microsoft.com/office/word/2015/wordml/symex" xmlns:wpg="http://schemas.microsoft.com/office/word/2010/wordprocessingGroup" xmlns:wpi="http://schemas.microsoft.com/office/word/2010/wordprocessingInk" xmlns:wne="http://schemas.microsoft.com/office/word/2006/wordml" xmlns:wps="http://schemas.microsoft.com/office/word/2010/wordprocessingShape" mc:Ignorable="w14 w15 w16se wp14">
   <w:endnote w:type="separator" w:id="-1">
     <w:p>
       <w:r>
@@ -1006,7 +890,7 @@
 </file>
 
 <file path=word/footnotes.xml><?xml version="1.0" encoding="utf-8"?>
-<w:footnotes xmlns:wpc="http://schemas.microsoft.com/office/word/2010/wordprocessingCanvas" xmlns:cx="http://schemas.microsoft.com/office/drawing/2014/chartex" xmlns:cx1="http://schemas.microsoft.com/office/drawing/2015/9/8/chartex" xmlns:cx2="http://schemas.microsoft.com/office/drawing/2015/10/21/chartex" xmlns:cx3="http://schemas.microsoft.com/office/drawing/2016/5/9/chartex" xmlns:cx4="http://schemas.microsoft.com/office/drawing/2016/5/10/chartex" xmlns:cx5="http://schemas.microsoft.com/office/drawing/2016/5/11/chartex" xmlns:cx6="http://schemas.microsoft.com/office/drawing/2016/5/12/chartex" xmlns:cx7="http://schemas.microsoft.com/office/drawing/2016/5/13/chartex" xmlns:cx8="http://schemas.microsoft.com/office/drawing/2016/5/14/chartex" xmlns:mc="http://schemas.openxmlformats.org/markup-compatibility/2006" xmlns:aink="http://schemas.microsoft.com/office/drawing/2016/ink" xmlns:am3d="http://schemas.microsoft.com/office/drawing/2017/model3d" xmlns:o="urn:schemas-microsoft-com:office:office" xmlns:oel="http://schemas.microsoft.com/office/2019/extlst" xmlns:r="http://schemas.openxmlformats.org/officeDocument/2006/relationships" xmlns:m="http://schemas.openxmlformats.org/officeDocument/2006/math" xmlns:v="urn:schemas-microsoft-com:vml" xmlns:wp14="http://schemas.microsoft.com/office/word/2010/wordprocessingDrawing" xmlns:wp="http://schemas.openxmlformats.org/drawingml/2006/wordprocessingDrawing" xmlns:w10="urn:schemas-microsoft-com:office:word" xmlns:w="http://schemas.openxmlformats.org/wordprocessingml/2006/main" xmlns:w14="http://schemas.microsoft.com/office/word/2010/wordml" xmlns:w15="http://schemas.microsoft.com/office/word/2012/wordml" xmlns:w16cex="http://schemas.microsoft.com/office/word/2018/wordml/cex" xmlns:w16cid="http://schemas.microsoft.com/office/word/2016/wordml/cid" xmlns:w16="http://schemas.microsoft.com/office/word/2018/wordml" xmlns:w16du="http://schemas.microsoft.com/office/word/2023/wordml/word16du" xmlns:w16sdtdh="http://schemas.microsoft.com/office/word/2020/wordml/sdtdatahash" xmlns:w16se="http://schemas.microsoft.com/office/word/2015/wordml/symex" xmlns:wpg="http://schemas.microsoft.com/office/word/2010/wordprocessingGroup" xmlns:wpi="http://schemas.microsoft.com/office/word/2010/wordprocessingInk" xmlns:wne="http://schemas.microsoft.com/office/word/2006/wordml" xmlns:wps="http://schemas.microsoft.com/office/word/2010/wordprocessingShape" mc:Ignorable="w14 w15 w16se w16cid w16 w16cex w16sdtdh w16du wp14">
+<w:footnotes xmlns:wpc="http://schemas.microsoft.com/office/word/2010/wordprocessingCanvas" xmlns:cx="http://schemas.microsoft.com/office/drawing/2014/chartex" xmlns:cx1="http://schemas.microsoft.com/office/drawing/2015/9/8/chartex" xmlns:mc="http://schemas.openxmlformats.org/markup-compatibility/2006" xmlns:o="urn:schemas-microsoft-com:office:office" xmlns:r="http://schemas.openxmlformats.org/officeDocument/2006/relationships" xmlns:m="http://schemas.openxmlformats.org/officeDocument/2006/math" xmlns:v="urn:schemas-microsoft-com:vml" xmlns:wp14="http://schemas.microsoft.com/office/word/2010/wordprocessingDrawing" xmlns:wp="http://schemas.openxmlformats.org/drawingml/2006/wordprocessingDrawing" xmlns:w10="urn:schemas-microsoft-com:office:word" xmlns:w="http://schemas.openxmlformats.org/wordprocessingml/2006/main" xmlns:w14="http://schemas.microsoft.com/office/word/2010/wordml" xmlns:w15="http://schemas.microsoft.com/office/word/2012/wordml" xmlns:w16se="http://schemas.microsoft.com/office/word/2015/wordml/symex" xmlns:wpg="http://schemas.microsoft.com/office/word/2010/wordprocessingGroup" xmlns:wpi="http://schemas.microsoft.com/office/word/2010/wordprocessingInk" xmlns:wne="http://schemas.microsoft.com/office/word/2006/wordml" xmlns:wps="http://schemas.microsoft.com/office/word/2010/wordprocessingShape" mc:Ignorable="w14 w15 w16se wp14">
   <w:footnote w:type="separator" w:id="-1">
     <w:p>
       <w:r>
@@ -1025,20 +909,18 @@
 </file>
 
 <file path=word/header1.xml><?xml version="1.0" encoding="utf-8"?>
-<w:hdr xmlns:wpc="http://schemas.microsoft.com/office/word/2010/wordprocessingCanvas" xmlns:cx="http://schemas.microsoft.com/office/drawing/2014/chartex" xmlns:cx1="http://schemas.microsoft.com/office/drawing/2015/9/8/chartex" xmlns:cx2="http://schemas.microsoft.com/office/drawing/2015/10/21/chartex" xmlns:cx3="http://schemas.microsoft.com/office/drawing/2016/5/9/chartex" xmlns:cx4="http://schemas.microsoft.com/office/drawing/2016/5/10/chartex" xmlns:cx5="http://schemas.microsoft.com/office/drawing/2016/5/11/chartex" xmlns:cx6="http://schemas.microsoft.com/office/drawing/2016/5/12/chartex" xmlns:cx7="http://schemas.microsoft.com/office/drawing/2016/5/13/chartex" xmlns:cx8="http://schemas.microsoft.com/office/drawing/2016/5/14/chartex" xmlns:mc="http://schemas.openxmlformats.org/markup-compatibility/2006" xmlns:aink="http://schemas.microsoft.com/office/drawing/2016/ink" xmlns:am3d="http://schemas.microsoft.com/office/drawing/2017/model3d" xmlns:o="urn:schemas-microsoft-com:office:office" xmlns:oel="http://schemas.microsoft.com/office/2019/extlst" xmlns:r="http://schemas.openxmlformats.org/officeDocument/2006/relationships" xmlns:m="http://schemas.openxmlformats.org/officeDocument/2006/math" xmlns:v="urn:schemas-microsoft-com:vml" xmlns:wp14="http://schemas.microsoft.com/office/word/2010/wordprocessingDrawing" xmlns:wp="http://schemas.openxmlformats.org/drawingml/2006/wordprocessingDrawing" xmlns:w10="urn:schemas-microsoft-com:office:word" xmlns:w="http://schemas.openxmlformats.org/wordprocessingml/2006/main" xmlns:w14="http://schemas.microsoft.com/office/word/2010/wordml" xmlns:w15="http://schemas.microsoft.com/office/word/2012/wordml" xmlns:w16cex="http://schemas.microsoft.com/office/word/2018/wordml/cex" xmlns:w16cid="http://schemas.microsoft.com/office/word/2016/wordml/cid" xmlns:w16="http://schemas.microsoft.com/office/word/2018/wordml" xmlns:w16du="http://schemas.microsoft.com/office/word/2023/wordml/word16du" xmlns:w16sdtdh="http://schemas.microsoft.com/office/word/2020/wordml/sdtdatahash" xmlns:w16se="http://schemas.microsoft.com/office/word/2015/wordml/symex" xmlns:wpg="http://schemas.microsoft.com/office/word/2010/wordprocessingGroup" xmlns:wpi="http://schemas.microsoft.com/office/word/2010/wordprocessingInk" xmlns:wne="http://schemas.microsoft.com/office/word/2006/wordml" xmlns:wps="http://schemas.microsoft.com/office/word/2010/wordprocessingShape" mc:Ignorable="w14 w15 w16se w16cid w16 w16cex w16sdtdh w16du wp14">
+<w:hdr xmlns:wpc="http://schemas.microsoft.com/office/word/2010/wordprocessingCanvas" xmlns:cx="http://schemas.microsoft.com/office/drawing/2014/chartex" xmlns:cx1="http://schemas.microsoft.com/office/drawing/2015/9/8/chartex" xmlns:mc="http://schemas.openxmlformats.org/markup-compatibility/2006" xmlns:o="urn:schemas-microsoft-com:office:office" xmlns:r="http://schemas.openxmlformats.org/officeDocument/2006/relationships" xmlns:m="http://schemas.openxmlformats.org/officeDocument/2006/math" xmlns:v="urn:schemas-microsoft-com:vml" xmlns:wp14="http://schemas.microsoft.com/office/word/2010/wordprocessingDrawing" xmlns:wp="http://schemas.openxmlformats.org/drawingml/2006/wordprocessingDrawing" xmlns:w10="urn:schemas-microsoft-com:office:word" xmlns:w="http://schemas.openxmlformats.org/wordprocessingml/2006/main" xmlns:w14="http://schemas.microsoft.com/office/word/2010/wordml" xmlns:w15="http://schemas.microsoft.com/office/word/2012/wordml" xmlns:w16se="http://schemas.microsoft.com/office/word/2015/wordml/symex" xmlns:wpg="http://schemas.microsoft.com/office/word/2010/wordprocessingGroup" xmlns:wpi="http://schemas.microsoft.com/office/word/2010/wordprocessingInk" xmlns:wne="http://schemas.microsoft.com/office/word/2006/wordml" xmlns:wps="http://schemas.microsoft.com/office/word/2010/wordprocessingShape" mc:Ignorable="w14 w15 w16se wp14">
   <w:p>
     <w:pPr>
       <w:pStyle w:val="Header"/>
       <w:jc w:val="center"/>
       <w:rPr>
-        <w:rFonts w:ascii="Times New Roman" w:hAnsi="Times New Roman" w:cs="Times New Roman"/>
         <w:b/>
         <w:bCs/>
       </w:rPr>
     </w:pPr>
     <w:r>
       <w:rPr>
-        <w:rFonts w:ascii="Times New Roman" w:hAnsi="Times New Roman" w:cs="Times New Roman"/>
         <w:b/>
         <w:bCs/>
       </w:rPr>
@@ -1049,8 +931,97 @@
 </file>
 
 <file path=word/numbering.xml><?xml version="1.0" encoding="utf-8"?>
-<w:numbering xmlns:wpc="http://schemas.microsoft.com/office/word/2010/wordprocessingCanvas" xmlns:cx="http://schemas.microsoft.com/office/drawing/2014/chartex" xmlns:cx1="http://schemas.microsoft.com/office/drawing/2015/9/8/chartex" xmlns:cx2="http://schemas.microsoft.com/office/drawing/2015/10/21/chartex" xmlns:cx3="http://schemas.microsoft.com/office/drawing/2016/5/9/chartex" xmlns:cx4="http://schemas.microsoft.com/office/drawing/2016/5/10/chartex" xmlns:cx5="http://schemas.microsoft.com/office/drawing/2016/5/11/chartex" xmlns:cx6="http://schemas.microsoft.com/office/drawing/2016/5/12/chartex" xmlns:cx7="http://schemas.microsoft.com/office/drawing/2016/5/13/chartex" xmlns:cx8="http://schemas.microsoft.com/office/drawing/2016/5/14/chartex" xmlns:mc="http://schemas.openxmlformats.org/markup-compatibility/2006" xmlns:aink="http://schemas.microsoft.com/office/drawing/2016/ink" xmlns:am3d="http://schemas.microsoft.com/office/drawing/2017/model3d" xmlns:o="urn:schemas-microsoft-com:office:office" xmlns:oel="http://schemas.microsoft.com/office/2019/extlst" xmlns:r="http://schemas.openxmlformats.org/officeDocument/2006/relationships" xmlns:m="http://schemas.openxmlformats.org/officeDocument/2006/math" xmlns:v="urn:schemas-microsoft-com:vml" xmlns:wp14="http://schemas.microsoft.com/office/word/2010/wordprocessingDrawing" xmlns:wp="http://schemas.openxmlformats.org/drawingml/2006/wordprocessingDrawing" xmlns:w10="urn:schemas-microsoft-com:office:word" xmlns:w="http://schemas.openxmlformats.org/wordprocessingml/2006/main" xmlns:w14="http://schemas.microsoft.com/office/word/2010/wordml" xmlns:w15="http://schemas.microsoft.com/office/word/2012/wordml" xmlns:w16cex="http://schemas.microsoft.com/office/word/2018/wordml/cex" xmlns:w16cid="http://schemas.microsoft.com/office/word/2016/wordml/cid" xmlns:w16="http://schemas.microsoft.com/office/word/2018/wordml" xmlns:w16du="http://schemas.microsoft.com/office/word/2023/wordml/word16du" xmlns:w16sdtdh="http://schemas.microsoft.com/office/word/2020/wordml/sdtdatahash" xmlns:w16se="http://schemas.microsoft.com/office/word/2015/wordml/symex" xmlns:wpg="http://schemas.microsoft.com/office/word/2010/wordprocessingGroup" xmlns:wpi="http://schemas.microsoft.com/office/word/2010/wordprocessingInk" xmlns:wne="http://schemas.microsoft.com/office/word/2006/wordml" xmlns:wps="http://schemas.microsoft.com/office/word/2010/wordprocessingShape" mc:Ignorable="w14 w15 w16se w16cid w16 w16cex w16sdtdh w16du wp14">
+<w:numbering xmlns:wpc="http://schemas.microsoft.com/office/word/2010/wordprocessingCanvas" xmlns:cx="http://schemas.microsoft.com/office/drawing/2014/chartex" xmlns:cx1="http://schemas.microsoft.com/office/drawing/2015/9/8/chartex" xmlns:mc="http://schemas.openxmlformats.org/markup-compatibility/2006" xmlns:o="urn:schemas-microsoft-com:office:office" xmlns:r="http://schemas.openxmlformats.org/officeDocument/2006/relationships" xmlns:m="http://schemas.openxmlformats.org/officeDocument/2006/math" xmlns:v="urn:schemas-microsoft-com:vml" xmlns:wp14="http://schemas.microsoft.com/office/word/2010/wordprocessingDrawing" xmlns:wp="http://schemas.openxmlformats.org/drawingml/2006/wordprocessingDrawing" xmlns:w10="urn:schemas-microsoft-com:office:word" xmlns:w="http://schemas.openxmlformats.org/wordprocessingml/2006/main" xmlns:w14="http://schemas.microsoft.com/office/word/2010/wordml" xmlns:w15="http://schemas.microsoft.com/office/word/2012/wordml" xmlns:w16se="http://schemas.microsoft.com/office/word/2015/wordml/symex" xmlns:wpg="http://schemas.microsoft.com/office/word/2010/wordprocessingGroup" xmlns:wpi="http://schemas.microsoft.com/office/word/2010/wordprocessingInk" xmlns:wne="http://schemas.microsoft.com/office/word/2006/wordml" xmlns:wps="http://schemas.microsoft.com/office/word/2010/wordprocessingShape" mc:Ignorable="w14 w15 w16se wp14">
   <w:abstractNum w:abstractNumId="0" w15:restartNumberingAfterBreak="0">
+    <w:nsid w:val="0B852442"/>
+    <w:multiLevelType w:val="hybridMultilevel"/>
+    <w:tmpl w:val="B366E0F0"/>
+    <w:lvl w:ilvl="0" w:tplc="79A8C20A">
+      <w:start w:val="1"/>
+      <w:numFmt w:val="decimal"/>
+      <w:lvlText w:val="%1."/>
+      <w:lvlJc w:val="left"/>
+      <w:pPr>
+        <w:ind w:left="1080" w:hanging="360"/>
+      </w:pPr>
+      <w:rPr>
+        <w:rFonts w:hint="default"/>
+      </w:rPr>
+    </w:lvl>
+    <w:lvl w:ilvl="1" w:tplc="04090019" w:tentative="1">
+      <w:start w:val="1"/>
+      <w:numFmt w:val="lowerLetter"/>
+      <w:lvlText w:val="%2."/>
+      <w:lvlJc w:val="left"/>
+      <w:pPr>
+        <w:ind w:left="1800" w:hanging="360"/>
+      </w:pPr>
+    </w:lvl>
+    <w:lvl w:ilvl="2" w:tplc="0409001B" w:tentative="1">
+      <w:start w:val="1"/>
+      <w:numFmt w:val="lowerRoman"/>
+      <w:lvlText w:val="%3."/>
+      <w:lvlJc w:val="right"/>
+      <w:pPr>
+        <w:ind w:left="2520" w:hanging="180"/>
+      </w:pPr>
+    </w:lvl>
+    <w:lvl w:ilvl="3" w:tplc="0409000F" w:tentative="1">
+      <w:start w:val="1"/>
+      <w:numFmt w:val="decimal"/>
+      <w:lvlText w:val="%4."/>
+      <w:lvlJc w:val="left"/>
+      <w:pPr>
+        <w:ind w:left="3240" w:hanging="360"/>
+      </w:pPr>
+    </w:lvl>
+    <w:lvl w:ilvl="4" w:tplc="04090019" w:tentative="1">
+      <w:start w:val="1"/>
+      <w:numFmt w:val="lowerLetter"/>
+      <w:lvlText w:val="%5."/>
+      <w:lvlJc w:val="left"/>
+      <w:pPr>
+        <w:ind w:left="3960" w:hanging="360"/>
+      </w:pPr>
+    </w:lvl>
+    <w:lvl w:ilvl="5" w:tplc="0409001B" w:tentative="1">
+      <w:start w:val="1"/>
+      <w:numFmt w:val="lowerRoman"/>
+      <w:lvlText w:val="%6."/>
+      <w:lvlJc w:val="right"/>
+      <w:pPr>
+        <w:ind w:left="4680" w:hanging="180"/>
+      </w:pPr>
+    </w:lvl>
+    <w:lvl w:ilvl="6" w:tplc="0409000F" w:tentative="1">
+      <w:start w:val="1"/>
+      <w:numFmt w:val="decimal"/>
+      <w:lvlText w:val="%7."/>
+      <w:lvlJc w:val="left"/>
+      <w:pPr>
+        <w:ind w:left="5400" w:hanging="360"/>
+      </w:pPr>
+    </w:lvl>
+    <w:lvl w:ilvl="7" w:tplc="04090019" w:tentative="1">
+      <w:start w:val="1"/>
+      <w:numFmt w:val="lowerLetter"/>
+      <w:lvlText w:val="%8."/>
+      <w:lvlJc w:val="left"/>
+      <w:pPr>
+        <w:ind w:left="6120" w:hanging="360"/>
+      </w:pPr>
+    </w:lvl>
+    <w:lvl w:ilvl="8" w:tplc="0409001B" w:tentative="1">
+      <w:start w:val="1"/>
+      <w:numFmt w:val="lowerRoman"/>
+      <w:lvlText w:val="%9."/>
+      <w:lvlJc w:val="right"/>
+      <w:pPr>
+        <w:ind w:left="6840" w:hanging="180"/>
+      </w:pPr>
+    </w:lvl>
+  </w:abstractNum>
+  <w:abstractNum w:abstractNumId="1" w15:restartNumberingAfterBreak="0">
     <w:nsid w:val="32510D57"/>
     <w:multiLevelType w:val="multilevel"/>
     <w:tmpl w:val="D76CEAC8"/>
@@ -1163,7 +1134,206 @@
       </w:rPr>
     </w:lvl>
   </w:abstractNum>
-  <w:abstractNum w:abstractNumId="1" w15:restartNumberingAfterBreak="0">
+  <w:abstractNum w:abstractNumId="2" w15:restartNumberingAfterBreak="0">
+    <w:nsid w:val="342117CD"/>
+    <w:multiLevelType w:val="multilevel"/>
+    <w:tmpl w:val="764A80C8"/>
+    <w:lvl w:ilvl="0">
+      <w:start w:val="1"/>
+      <w:numFmt w:val="decimal"/>
+      <w:lvlText w:val="%1."/>
+      <w:lvlJc w:val="left"/>
+      <w:pPr>
+        <w:tabs>
+          <w:tab w:val="num" w:pos="720"/>
+        </w:tabs>
+        <w:ind w:left="720" w:hanging="360"/>
+      </w:pPr>
+    </w:lvl>
+    <w:lvl w:ilvl="1" w:tentative="1">
+      <w:start w:val="1"/>
+      <w:numFmt w:val="decimal"/>
+      <w:lvlText w:val="%2."/>
+      <w:lvlJc w:val="left"/>
+      <w:pPr>
+        <w:tabs>
+          <w:tab w:val="num" w:pos="1440"/>
+        </w:tabs>
+        <w:ind w:left="1440" w:hanging="360"/>
+      </w:pPr>
+    </w:lvl>
+    <w:lvl w:ilvl="2" w:tentative="1">
+      <w:start w:val="1"/>
+      <w:numFmt w:val="decimal"/>
+      <w:lvlText w:val="%3."/>
+      <w:lvlJc w:val="left"/>
+      <w:pPr>
+        <w:tabs>
+          <w:tab w:val="num" w:pos="2160"/>
+        </w:tabs>
+        <w:ind w:left="2160" w:hanging="360"/>
+      </w:pPr>
+    </w:lvl>
+    <w:lvl w:ilvl="3" w:tentative="1">
+      <w:start w:val="1"/>
+      <w:numFmt w:val="decimal"/>
+      <w:lvlText w:val="%4."/>
+      <w:lvlJc w:val="left"/>
+      <w:pPr>
+        <w:tabs>
+          <w:tab w:val="num" w:pos="2880"/>
+        </w:tabs>
+        <w:ind w:left="2880" w:hanging="360"/>
+      </w:pPr>
+    </w:lvl>
+    <w:lvl w:ilvl="4" w:tentative="1">
+      <w:start w:val="1"/>
+      <w:numFmt w:val="decimal"/>
+      <w:lvlText w:val="%5."/>
+      <w:lvlJc w:val="left"/>
+      <w:pPr>
+        <w:tabs>
+          <w:tab w:val="num" w:pos="3600"/>
+        </w:tabs>
+        <w:ind w:left="3600" w:hanging="360"/>
+      </w:pPr>
+    </w:lvl>
+    <w:lvl w:ilvl="5" w:tentative="1">
+      <w:start w:val="1"/>
+      <w:numFmt w:val="decimal"/>
+      <w:lvlText w:val="%6."/>
+      <w:lvlJc w:val="left"/>
+      <w:pPr>
+        <w:tabs>
+          <w:tab w:val="num" w:pos="4320"/>
+        </w:tabs>
+        <w:ind w:left="4320" w:hanging="360"/>
+      </w:pPr>
+    </w:lvl>
+    <w:lvl w:ilvl="6" w:tentative="1">
+      <w:start w:val="1"/>
+      <w:numFmt w:val="decimal"/>
+      <w:lvlText w:val="%7."/>
+      <w:lvlJc w:val="left"/>
+      <w:pPr>
+        <w:tabs>
+          <w:tab w:val="num" w:pos="5040"/>
+        </w:tabs>
+        <w:ind w:left="5040" w:hanging="360"/>
+      </w:pPr>
+    </w:lvl>
+    <w:lvl w:ilvl="7" w:tentative="1">
+      <w:start w:val="1"/>
+      <w:numFmt w:val="decimal"/>
+      <w:lvlText w:val="%8."/>
+      <w:lvlJc w:val="left"/>
+      <w:pPr>
+        <w:tabs>
+          <w:tab w:val="num" w:pos="5760"/>
+        </w:tabs>
+        <w:ind w:left="5760" w:hanging="360"/>
+      </w:pPr>
+    </w:lvl>
+    <w:lvl w:ilvl="8" w:tentative="1">
+      <w:start w:val="1"/>
+      <w:numFmt w:val="decimal"/>
+      <w:lvlText w:val="%9."/>
+      <w:lvlJc w:val="left"/>
+      <w:pPr>
+        <w:tabs>
+          <w:tab w:val="num" w:pos="6480"/>
+        </w:tabs>
+        <w:ind w:left="6480" w:hanging="360"/>
+      </w:pPr>
+    </w:lvl>
+  </w:abstractNum>
+  <w:abstractNum w:abstractNumId="3" w15:restartNumberingAfterBreak="0">
+    <w:nsid w:val="4B0968AD"/>
+    <w:multiLevelType w:val="hybridMultilevel"/>
+    <w:tmpl w:val="0B0AC47C"/>
+    <w:lvl w:ilvl="0" w:tplc="0409000F">
+      <w:start w:val="1"/>
+      <w:numFmt w:val="decimal"/>
+      <w:lvlText w:val="%1."/>
+      <w:lvlJc w:val="left"/>
+      <w:pPr>
+        <w:ind w:left="720" w:hanging="360"/>
+      </w:pPr>
+    </w:lvl>
+    <w:lvl w:ilvl="1" w:tplc="04090019" w:tentative="1">
+      <w:start w:val="1"/>
+      <w:numFmt w:val="lowerLetter"/>
+      <w:lvlText w:val="%2."/>
+      <w:lvlJc w:val="left"/>
+      <w:pPr>
+        <w:ind w:left="1440" w:hanging="360"/>
+      </w:pPr>
+    </w:lvl>
+    <w:lvl w:ilvl="2" w:tplc="0409001B" w:tentative="1">
+      <w:start w:val="1"/>
+      <w:numFmt w:val="lowerRoman"/>
+      <w:lvlText w:val="%3."/>
+      <w:lvlJc w:val="right"/>
+      <w:pPr>
+        <w:ind w:left="2160" w:hanging="180"/>
+      </w:pPr>
+    </w:lvl>
+    <w:lvl w:ilvl="3" w:tplc="0409000F" w:tentative="1">
+      <w:start w:val="1"/>
+      <w:numFmt w:val="decimal"/>
+      <w:lvlText w:val="%4."/>
+      <w:lvlJc w:val="left"/>
+      <w:pPr>
+        <w:ind w:left="2880" w:hanging="360"/>
+      </w:pPr>
+    </w:lvl>
+    <w:lvl w:ilvl="4" w:tplc="04090019" w:tentative="1">
+      <w:start w:val="1"/>
+      <w:numFmt w:val="lowerLetter"/>
+      <w:lvlText w:val="%5."/>
+      <w:lvlJc w:val="left"/>
+      <w:pPr>
+        <w:ind w:left="3600" w:hanging="360"/>
+      </w:pPr>
+    </w:lvl>
+    <w:lvl w:ilvl="5" w:tplc="0409001B" w:tentative="1">
+      <w:start w:val="1"/>
+      <w:numFmt w:val="lowerRoman"/>
+      <w:lvlText w:val="%6."/>
+      <w:lvlJc w:val="right"/>
+      <w:pPr>
+        <w:ind w:left="4320" w:hanging="180"/>
+      </w:pPr>
+    </w:lvl>
+    <w:lvl w:ilvl="6" w:tplc="0409000F" w:tentative="1">
+      <w:start w:val="1"/>
+      <w:numFmt w:val="decimal"/>
+      <w:lvlText w:val="%7."/>
+      <w:lvlJc w:val="left"/>
+      <w:pPr>
+        <w:ind w:left="5040" w:hanging="360"/>
+      </w:pPr>
+    </w:lvl>
+    <w:lvl w:ilvl="7" w:tplc="04090019" w:tentative="1">
+      <w:start w:val="1"/>
+      <w:numFmt w:val="lowerLetter"/>
+      <w:lvlText w:val="%8."/>
+      <w:lvlJc w:val="left"/>
+      <w:pPr>
+        <w:ind w:left="5760" w:hanging="360"/>
+      </w:pPr>
+    </w:lvl>
+    <w:lvl w:ilvl="8" w:tplc="0409001B" w:tentative="1">
+      <w:start w:val="1"/>
+      <w:numFmt w:val="lowerRoman"/>
+      <w:lvlText w:val="%9."/>
+      <w:lvlJc w:val="right"/>
+      <w:pPr>
+        <w:ind w:left="6480" w:hanging="180"/>
+      </w:pPr>
+    </w:lvl>
+  </w:abstractNum>
+  <w:abstractNum w:abstractNumId="4" w15:restartNumberingAfterBreak="0">
     <w:nsid w:val="6E3D5AC4"/>
     <w:multiLevelType w:val="hybridMultilevel"/>
     <w:tmpl w:val="9944595A"/>
@@ -1252,109 +1422,302 @@
       </w:pPr>
     </w:lvl>
   </w:abstractNum>
-  <w:abstractNum w:abstractNumId="2" w15:restartNumberingAfterBreak="0">
-    <w:nsid w:val="7D2C53E6"/>
+  <w:abstractNum w:abstractNumId="5" w15:restartNumberingAfterBreak="0">
+    <w:nsid w:val="6F043556"/>
     <w:multiLevelType w:val="hybridMultilevel"/>
-    <w:tmpl w:val="9944595A"/>
-    <w:lvl w:ilvl="0" w:tplc="FFFFFFFF">
+    <w:tmpl w:val="0090126E"/>
+    <w:lvl w:ilvl="0" w:tplc="0409000F">
       <w:start w:val="1"/>
       <w:numFmt w:val="decimal"/>
       <w:lvlText w:val="%1."/>
       <w:lvlJc w:val="left"/>
       <w:pPr>
-        <w:ind w:left="720" w:hanging="360"/>
+        <w:ind w:left="1080" w:hanging="360"/>
       </w:pPr>
       <w:rPr>
         <w:rFonts w:hint="default"/>
       </w:rPr>
     </w:lvl>
-    <w:lvl w:ilvl="1" w:tplc="FFFFFFFF">
+    <w:lvl w:ilvl="1" w:tplc="04090019" w:tentative="1">
       <w:start w:val="1"/>
       <w:numFmt w:val="lowerLetter"/>
       <w:lvlText w:val="%2."/>
       <w:lvlJc w:val="left"/>
       <w:pPr>
-        <w:ind w:left="1440" w:hanging="360"/>
-      </w:pPr>
-    </w:lvl>
-    <w:lvl w:ilvl="2" w:tplc="FFFFFFFF" w:tentative="1">
+        <w:ind w:left="1800" w:hanging="360"/>
+      </w:pPr>
+    </w:lvl>
+    <w:lvl w:ilvl="2" w:tplc="0409001B" w:tentative="1">
       <w:start w:val="1"/>
       <w:numFmt w:val="lowerRoman"/>
       <w:lvlText w:val="%3."/>
       <w:lvlJc w:val="right"/>
       <w:pPr>
-        <w:ind w:left="2160" w:hanging="180"/>
-      </w:pPr>
-    </w:lvl>
-    <w:lvl w:ilvl="3" w:tplc="FFFFFFFF" w:tentative="1">
+        <w:ind w:left="2520" w:hanging="180"/>
+      </w:pPr>
+    </w:lvl>
+    <w:lvl w:ilvl="3" w:tplc="0409000F" w:tentative="1">
       <w:start w:val="1"/>
       <w:numFmt w:val="decimal"/>
       <w:lvlText w:val="%4."/>
       <w:lvlJc w:val="left"/>
       <w:pPr>
-        <w:ind w:left="2880" w:hanging="360"/>
-      </w:pPr>
-    </w:lvl>
-    <w:lvl w:ilvl="4" w:tplc="FFFFFFFF" w:tentative="1">
+        <w:ind w:left="3240" w:hanging="360"/>
+      </w:pPr>
+    </w:lvl>
+    <w:lvl w:ilvl="4" w:tplc="04090019" w:tentative="1">
       <w:start w:val="1"/>
       <w:numFmt w:val="lowerLetter"/>
       <w:lvlText w:val="%5."/>
       <w:lvlJc w:val="left"/>
       <w:pPr>
-        <w:ind w:left="3600" w:hanging="360"/>
-      </w:pPr>
-    </w:lvl>
-    <w:lvl w:ilvl="5" w:tplc="FFFFFFFF" w:tentative="1">
+        <w:ind w:left="3960" w:hanging="360"/>
+      </w:pPr>
+    </w:lvl>
+    <w:lvl w:ilvl="5" w:tplc="0409001B" w:tentative="1">
       <w:start w:val="1"/>
       <w:numFmt w:val="lowerRoman"/>
       <w:lvlText w:val="%6."/>
       <w:lvlJc w:val="right"/>
       <w:pPr>
-        <w:ind w:left="4320" w:hanging="180"/>
-      </w:pPr>
-    </w:lvl>
-    <w:lvl w:ilvl="6" w:tplc="FFFFFFFF" w:tentative="1">
+        <w:ind w:left="4680" w:hanging="180"/>
+      </w:pPr>
+    </w:lvl>
+    <w:lvl w:ilvl="6" w:tplc="0409000F" w:tentative="1">
       <w:start w:val="1"/>
       <w:numFmt w:val="decimal"/>
       <w:lvlText w:val="%7."/>
       <w:lvlJc w:val="left"/>
       <w:pPr>
-        <w:ind w:left="5040" w:hanging="360"/>
-      </w:pPr>
-    </w:lvl>
-    <w:lvl w:ilvl="7" w:tplc="FFFFFFFF" w:tentative="1">
+        <w:ind w:left="5400" w:hanging="360"/>
+      </w:pPr>
+    </w:lvl>
+    <w:lvl w:ilvl="7" w:tplc="04090019" w:tentative="1">
       <w:start w:val="1"/>
       <w:numFmt w:val="lowerLetter"/>
       <w:lvlText w:val="%8."/>
       <w:lvlJc w:val="left"/>
       <w:pPr>
-        <w:ind w:left="5760" w:hanging="360"/>
-      </w:pPr>
-    </w:lvl>
-    <w:lvl w:ilvl="8" w:tplc="FFFFFFFF" w:tentative="1">
+        <w:ind w:left="6120" w:hanging="360"/>
+      </w:pPr>
+    </w:lvl>
+    <w:lvl w:ilvl="8" w:tplc="0409001B" w:tentative="1">
       <w:start w:val="1"/>
       <w:numFmt w:val="lowerRoman"/>
       <w:lvlText w:val="%9."/>
       <w:lvlJc w:val="right"/>
       <w:pPr>
+        <w:ind w:left="6840" w:hanging="180"/>
+      </w:pPr>
+    </w:lvl>
+  </w:abstractNum>
+  <w:abstractNum w:abstractNumId="6" w15:restartNumberingAfterBreak="0">
+    <w:nsid w:val="7667216F"/>
+    <w:multiLevelType w:val="hybridMultilevel"/>
+    <w:tmpl w:val="3008FDA8"/>
+    <w:lvl w:ilvl="0" w:tplc="2C7CEA10">
+      <w:start w:val="1"/>
+      <w:numFmt w:val="decimal"/>
+      <w:lvlText w:val="%1."/>
+      <w:lvlJc w:val="left"/>
+      <w:pPr>
+        <w:ind w:left="1080" w:hanging="360"/>
+      </w:pPr>
+      <w:rPr>
+        <w:rFonts w:hint="default"/>
+      </w:rPr>
+    </w:lvl>
+    <w:lvl w:ilvl="1" w:tplc="04090019" w:tentative="1">
+      <w:start w:val="1"/>
+      <w:numFmt w:val="lowerLetter"/>
+      <w:lvlText w:val="%2."/>
+      <w:lvlJc w:val="left"/>
+      <w:pPr>
+        <w:ind w:left="1800" w:hanging="360"/>
+      </w:pPr>
+    </w:lvl>
+    <w:lvl w:ilvl="2" w:tplc="0409001B" w:tentative="1">
+      <w:start w:val="1"/>
+      <w:numFmt w:val="lowerRoman"/>
+      <w:lvlText w:val="%3."/>
+      <w:lvlJc w:val="right"/>
+      <w:pPr>
+        <w:ind w:left="2520" w:hanging="180"/>
+      </w:pPr>
+    </w:lvl>
+    <w:lvl w:ilvl="3" w:tplc="0409000F" w:tentative="1">
+      <w:start w:val="1"/>
+      <w:numFmt w:val="decimal"/>
+      <w:lvlText w:val="%4."/>
+      <w:lvlJc w:val="left"/>
+      <w:pPr>
+        <w:ind w:left="3240" w:hanging="360"/>
+      </w:pPr>
+    </w:lvl>
+    <w:lvl w:ilvl="4" w:tplc="04090019" w:tentative="1">
+      <w:start w:val="1"/>
+      <w:numFmt w:val="lowerLetter"/>
+      <w:lvlText w:val="%5."/>
+      <w:lvlJc w:val="left"/>
+      <w:pPr>
+        <w:ind w:left="3960" w:hanging="360"/>
+      </w:pPr>
+    </w:lvl>
+    <w:lvl w:ilvl="5" w:tplc="0409001B" w:tentative="1">
+      <w:start w:val="1"/>
+      <w:numFmt w:val="lowerRoman"/>
+      <w:lvlText w:val="%6."/>
+      <w:lvlJc w:val="right"/>
+      <w:pPr>
+        <w:ind w:left="4680" w:hanging="180"/>
+      </w:pPr>
+    </w:lvl>
+    <w:lvl w:ilvl="6" w:tplc="0409000F" w:tentative="1">
+      <w:start w:val="1"/>
+      <w:numFmt w:val="decimal"/>
+      <w:lvlText w:val="%7."/>
+      <w:lvlJc w:val="left"/>
+      <w:pPr>
+        <w:ind w:left="5400" w:hanging="360"/>
+      </w:pPr>
+    </w:lvl>
+    <w:lvl w:ilvl="7" w:tplc="04090019" w:tentative="1">
+      <w:start w:val="1"/>
+      <w:numFmt w:val="lowerLetter"/>
+      <w:lvlText w:val="%8."/>
+      <w:lvlJc w:val="left"/>
+      <w:pPr>
+        <w:ind w:left="6120" w:hanging="360"/>
+      </w:pPr>
+    </w:lvl>
+    <w:lvl w:ilvl="8" w:tplc="0409001B" w:tentative="1">
+      <w:start w:val="1"/>
+      <w:numFmt w:val="lowerRoman"/>
+      <w:lvlText w:val="%9."/>
+      <w:lvlJc w:val="right"/>
+      <w:pPr>
+        <w:ind w:left="6840" w:hanging="180"/>
+      </w:pPr>
+    </w:lvl>
+  </w:abstractNum>
+  <w:abstractNum w:abstractNumId="7" w15:restartNumberingAfterBreak="0">
+    <w:nsid w:val="7D284978"/>
+    <w:multiLevelType w:val="hybridMultilevel"/>
+    <w:tmpl w:val="4C001336"/>
+    <w:lvl w:ilvl="0" w:tplc="0409000F">
+      <w:start w:val="1"/>
+      <w:numFmt w:val="decimal"/>
+      <w:lvlText w:val="%1."/>
+      <w:lvlJc w:val="left"/>
+      <w:pPr>
+        <w:ind w:left="720" w:hanging="360"/>
+      </w:pPr>
+      <w:rPr>
+        <w:rFonts w:hint="default"/>
+      </w:rPr>
+    </w:lvl>
+    <w:lvl w:ilvl="1" w:tplc="04090019" w:tentative="1">
+      <w:start w:val="1"/>
+      <w:numFmt w:val="lowerLetter"/>
+      <w:lvlText w:val="%2."/>
+      <w:lvlJc w:val="left"/>
+      <w:pPr>
+        <w:ind w:left="1440" w:hanging="360"/>
+      </w:pPr>
+    </w:lvl>
+    <w:lvl w:ilvl="2" w:tplc="0409001B" w:tentative="1">
+      <w:start w:val="1"/>
+      <w:numFmt w:val="lowerRoman"/>
+      <w:lvlText w:val="%3."/>
+      <w:lvlJc w:val="right"/>
+      <w:pPr>
+        <w:ind w:left="2160" w:hanging="180"/>
+      </w:pPr>
+    </w:lvl>
+    <w:lvl w:ilvl="3" w:tplc="0409000F" w:tentative="1">
+      <w:start w:val="1"/>
+      <w:numFmt w:val="decimal"/>
+      <w:lvlText w:val="%4."/>
+      <w:lvlJc w:val="left"/>
+      <w:pPr>
+        <w:ind w:left="2880" w:hanging="360"/>
+      </w:pPr>
+    </w:lvl>
+    <w:lvl w:ilvl="4" w:tplc="04090019" w:tentative="1">
+      <w:start w:val="1"/>
+      <w:numFmt w:val="lowerLetter"/>
+      <w:lvlText w:val="%5."/>
+      <w:lvlJc w:val="left"/>
+      <w:pPr>
+        <w:ind w:left="3600" w:hanging="360"/>
+      </w:pPr>
+    </w:lvl>
+    <w:lvl w:ilvl="5" w:tplc="0409001B" w:tentative="1">
+      <w:start w:val="1"/>
+      <w:numFmt w:val="lowerRoman"/>
+      <w:lvlText w:val="%6."/>
+      <w:lvlJc w:val="right"/>
+      <w:pPr>
+        <w:ind w:left="4320" w:hanging="180"/>
+      </w:pPr>
+    </w:lvl>
+    <w:lvl w:ilvl="6" w:tplc="0409000F" w:tentative="1">
+      <w:start w:val="1"/>
+      <w:numFmt w:val="decimal"/>
+      <w:lvlText w:val="%7."/>
+      <w:lvlJc w:val="left"/>
+      <w:pPr>
+        <w:ind w:left="5040" w:hanging="360"/>
+      </w:pPr>
+    </w:lvl>
+    <w:lvl w:ilvl="7" w:tplc="04090019" w:tentative="1">
+      <w:start w:val="1"/>
+      <w:numFmt w:val="lowerLetter"/>
+      <w:lvlText w:val="%8."/>
+      <w:lvlJc w:val="left"/>
+      <w:pPr>
+        <w:ind w:left="5760" w:hanging="360"/>
+      </w:pPr>
+    </w:lvl>
+    <w:lvl w:ilvl="8" w:tplc="0409001B" w:tentative="1">
+      <w:start w:val="1"/>
+      <w:numFmt w:val="lowerRoman"/>
+      <w:lvlText w:val="%9."/>
+      <w:lvlJc w:val="right"/>
+      <w:pPr>
         <w:ind w:left="6480" w:hanging="180"/>
       </w:pPr>
     </w:lvl>
   </w:abstractNum>
-  <w:num w:numId="1" w16cid:durableId="730924640">
+  <w:num w:numId="1">
+    <w:abstractNumId w:val="4"/>
+  </w:num>
+  <w:num w:numId="2">
     <w:abstractNumId w:val="1"/>
   </w:num>
-  <w:num w:numId="2" w16cid:durableId="1744253634">
+  <w:num w:numId="3">
+    <w:abstractNumId w:val="5"/>
+  </w:num>
+  <w:num w:numId="4">
+    <w:abstractNumId w:val="0"/>
+  </w:num>
+  <w:num w:numId="5">
+    <w:abstractNumId w:val="6"/>
+  </w:num>
+  <w:num w:numId="6">
+    <w:abstractNumId w:val="3"/>
+  </w:num>
+  <w:num w:numId="7">
+    <w:abstractNumId w:val="7"/>
+  </w:num>
+  <w:num w:numId="8">
     <w:abstractNumId w:val="2"/>
-  </w:num>
-  <w:num w:numId="3" w16cid:durableId="1591233258">
-    <w:abstractNumId w:val="0"/>
   </w:num>
 </w:numbering>
 </file>
 
 <file path=word/styles.xml><?xml version="1.0" encoding="utf-8"?>
-<w:styles xmlns:mc="http://schemas.openxmlformats.org/markup-compatibility/2006" xmlns:r="http://schemas.openxmlformats.org/officeDocument/2006/relationships" xmlns:w="http://schemas.openxmlformats.org/wordprocessingml/2006/main" xmlns:w14="http://schemas.microsoft.com/office/word/2010/wordml" xmlns:w15="http://schemas.microsoft.com/office/word/2012/wordml" xmlns:w16cex="http://schemas.microsoft.com/office/word/2018/wordml/cex" xmlns:w16cid="http://schemas.microsoft.com/office/word/2016/wordml/cid" xmlns:w16="http://schemas.microsoft.com/office/word/2018/wordml" xmlns:w16du="http://schemas.microsoft.com/office/word/2023/wordml/word16du" xmlns:w16sdtdh="http://schemas.microsoft.com/office/word/2020/wordml/sdtdatahash" xmlns:w16se="http://schemas.microsoft.com/office/word/2015/wordml/symex" mc:Ignorable="w14 w15 w16se w16cid w16 w16cex w16sdtdh w16du">
+<w:styles xmlns:mc="http://schemas.openxmlformats.org/markup-compatibility/2006" xmlns:r="http://schemas.openxmlformats.org/officeDocument/2006/relationships" xmlns:w="http://schemas.openxmlformats.org/wordprocessingml/2006/main" xmlns:w14="http://schemas.microsoft.com/office/word/2010/wordml" xmlns:w15="http://schemas.microsoft.com/office/word/2012/wordml" xmlns:w16se="http://schemas.microsoft.com/office/word/2015/wordml/symex" mc:Ignorable="w14 w15 w16se">
   <w:docDefaults>
     <w:rPrDefault>
       <w:rPr>
@@ -1368,7 +1731,7 @@
     </w:rPrDefault>
     <w:pPrDefault/>
   </w:docDefaults>
-  <w:latentStyles w:defLockedState="0" w:defUIPriority="99" w:defSemiHidden="0" w:defUnhideWhenUsed="0" w:defQFormat="0" w:count="376">
+  <w:latentStyles w:defLockedState="0" w:defUIPriority="99" w:defSemiHidden="0" w:defUnhideWhenUsed="0" w:defQFormat="0" w:count="371">
     <w:lsdException w:name="Normal" w:uiPriority="0" w:qFormat="1"/>
     <w:lsdException w:name="heading 1" w:uiPriority="9" w:qFormat="1"/>
     <w:lsdException w:name="heading 2" w:semiHidden="1" w:uiPriority="9" w:unhideWhenUsed="1" w:qFormat="1"/>
@@ -1740,16 +2103,11 @@
     <w:lsdException w:name="List Table 5 Dark Accent 6" w:uiPriority="50"/>
     <w:lsdException w:name="List Table 6 Colorful Accent 6" w:uiPriority="51"/>
     <w:lsdException w:name="List Table 7 Colorful Accent 6" w:uiPriority="52"/>
-    <w:lsdException w:name="Mention" w:semiHidden="1" w:unhideWhenUsed="1"/>
-    <w:lsdException w:name="Smart Hyperlink" w:semiHidden="1" w:unhideWhenUsed="1"/>
-    <w:lsdException w:name="Hashtag" w:semiHidden="1" w:unhideWhenUsed="1"/>
-    <w:lsdException w:name="Unresolved Mention" w:semiHidden="1" w:unhideWhenUsed="1"/>
-    <w:lsdException w:name="Smart Link" w:semiHidden="1" w:unhideWhenUsed="1"/>
   </w:latentStyles>
   <w:style w:type="paragraph" w:default="1" w:styleId="Normal">
     <w:name w:val="Normal"/>
     <w:qFormat/>
-    <w:rsid w:val="00E62AE2"/>
+    <w:rsid w:val="003E2AAA"/>
   </w:style>
   <w:style w:type="paragraph" w:styleId="Heading1">
     <w:name w:val="heading 1"/>
@@ -1758,7 +2116,7 @@
     <w:link w:val="Heading1Char"/>
     <w:uiPriority w:val="9"/>
     <w:qFormat/>
-    <w:rsid w:val="00BE03F7"/>
+    <w:rsid w:val="003E2AAA"/>
     <w:pPr>
       <w:keepNext/>
       <w:keepLines/>
@@ -1781,7 +2139,7 @@
     <w:semiHidden/>
     <w:unhideWhenUsed/>
     <w:qFormat/>
-    <w:rsid w:val="00BE03F7"/>
+    <w:rsid w:val="003E2AAA"/>
     <w:pPr>
       <w:keepNext/>
       <w:keepLines/>
@@ -1804,7 +2162,7 @@
     <w:semiHidden/>
     <w:unhideWhenUsed/>
     <w:qFormat/>
-    <w:rsid w:val="00BE03F7"/>
+    <w:rsid w:val="003E2AAA"/>
     <w:pPr>
       <w:keepNext/>
       <w:keepLines/>
@@ -1827,7 +2185,7 @@
     <w:semiHidden/>
     <w:unhideWhenUsed/>
     <w:qFormat/>
-    <w:rsid w:val="00BE03F7"/>
+    <w:rsid w:val="003E2AAA"/>
     <w:pPr>
       <w:keepNext/>
       <w:keepLines/>
@@ -1850,7 +2208,7 @@
     <w:semiHidden/>
     <w:unhideWhenUsed/>
     <w:qFormat/>
-    <w:rsid w:val="00BE03F7"/>
+    <w:rsid w:val="003E2AAA"/>
     <w:pPr>
       <w:keepNext/>
       <w:keepLines/>
@@ -1871,7 +2229,7 @@
     <w:semiHidden/>
     <w:unhideWhenUsed/>
     <w:qFormat/>
-    <w:rsid w:val="00BE03F7"/>
+    <w:rsid w:val="003E2AAA"/>
     <w:pPr>
       <w:keepNext/>
       <w:keepLines/>
@@ -1894,7 +2252,7 @@
     <w:semiHidden/>
     <w:unhideWhenUsed/>
     <w:qFormat/>
-    <w:rsid w:val="00BE03F7"/>
+    <w:rsid w:val="003E2AAA"/>
     <w:pPr>
       <w:keepNext/>
       <w:keepLines/>
@@ -1915,7 +2273,7 @@
     <w:semiHidden/>
     <w:unhideWhenUsed/>
     <w:qFormat/>
-    <w:rsid w:val="00BE03F7"/>
+    <w:rsid w:val="003E2AAA"/>
     <w:pPr>
       <w:keepNext/>
       <w:keepLines/>
@@ -1937,7 +2295,7 @@
     <w:semiHidden/>
     <w:unhideWhenUsed/>
     <w:qFormat/>
-    <w:rsid w:val="00BE03F7"/>
+    <w:rsid w:val="003E2AAA"/>
     <w:pPr>
       <w:keepNext/>
       <w:keepLines/>
@@ -1951,7 +2309,6 @@
   <w:style w:type="character" w:default="1" w:styleId="DefaultParagraphFont">
     <w:name w:val="Default Paragraph Font"/>
     <w:uiPriority w:val="1"/>
-    <w:semiHidden/>
     <w:unhideWhenUsed/>
   </w:style>
   <w:style w:type="table" w:default="1" w:styleId="TableNormal">
@@ -1980,7 +2337,7 @@
     <w:basedOn w:val="DefaultParagraphFont"/>
     <w:link w:val="Heading1"/>
     <w:uiPriority w:val="9"/>
-    <w:rsid w:val="00BE03F7"/>
+    <w:rsid w:val="003E2AAA"/>
     <w:rPr>
       <w:rFonts w:asciiTheme="majorHAnsi" w:eastAsiaTheme="majorEastAsia" w:hAnsiTheme="majorHAnsi" w:cstheme="majorBidi"/>
       <w:color w:val="0F4761" w:themeColor="accent1" w:themeShade="BF"/>
@@ -1994,7 +2351,7 @@
     <w:link w:val="Heading2"/>
     <w:uiPriority w:val="9"/>
     <w:semiHidden/>
-    <w:rsid w:val="00BE03F7"/>
+    <w:rsid w:val="003E2AAA"/>
     <w:rPr>
       <w:rFonts w:asciiTheme="majorHAnsi" w:eastAsiaTheme="majorEastAsia" w:hAnsiTheme="majorHAnsi" w:cstheme="majorBidi"/>
       <w:color w:val="0F4761" w:themeColor="accent1" w:themeShade="BF"/>
@@ -2008,7 +2365,7 @@
     <w:link w:val="Heading3"/>
     <w:uiPriority w:val="9"/>
     <w:semiHidden/>
-    <w:rsid w:val="00BE03F7"/>
+    <w:rsid w:val="003E2AAA"/>
     <w:rPr>
       <w:rFonts w:eastAsiaTheme="majorEastAsia" w:cstheme="majorBidi"/>
       <w:color w:val="0F4761" w:themeColor="accent1" w:themeShade="BF"/>
@@ -2022,7 +2379,7 @@
     <w:link w:val="Heading4"/>
     <w:uiPriority w:val="9"/>
     <w:semiHidden/>
-    <w:rsid w:val="00BE03F7"/>
+    <w:rsid w:val="003E2AAA"/>
     <w:rPr>
       <w:rFonts w:eastAsiaTheme="majorEastAsia" w:cstheme="majorBidi"/>
       <w:i/>
@@ -2036,7 +2393,7 @@
     <w:link w:val="Heading5"/>
     <w:uiPriority w:val="9"/>
     <w:semiHidden/>
-    <w:rsid w:val="00BE03F7"/>
+    <w:rsid w:val="003E2AAA"/>
     <w:rPr>
       <w:rFonts w:eastAsiaTheme="majorEastAsia" w:cstheme="majorBidi"/>
       <w:color w:val="0F4761" w:themeColor="accent1" w:themeShade="BF"/>
@@ -2048,7 +2405,7 @@
     <w:link w:val="Heading6"/>
     <w:uiPriority w:val="9"/>
     <w:semiHidden/>
-    <w:rsid w:val="00BE03F7"/>
+    <w:rsid w:val="003E2AAA"/>
     <w:rPr>
       <w:rFonts w:eastAsiaTheme="majorEastAsia" w:cstheme="majorBidi"/>
       <w:i/>
@@ -2062,7 +2419,7 @@
     <w:link w:val="Heading7"/>
     <w:uiPriority w:val="9"/>
     <w:semiHidden/>
-    <w:rsid w:val="00BE03F7"/>
+    <w:rsid w:val="003E2AAA"/>
     <w:rPr>
       <w:rFonts w:eastAsiaTheme="majorEastAsia" w:cstheme="majorBidi"/>
       <w:color w:val="595959" w:themeColor="text1" w:themeTint="A6"/>
@@ -2074,7 +2431,7 @@
     <w:link w:val="Heading8"/>
     <w:uiPriority w:val="9"/>
     <w:semiHidden/>
-    <w:rsid w:val="00BE03F7"/>
+    <w:rsid w:val="003E2AAA"/>
     <w:rPr>
       <w:rFonts w:eastAsiaTheme="majorEastAsia" w:cstheme="majorBidi"/>
       <w:i/>
@@ -2088,7 +2445,7 @@
     <w:link w:val="Heading9"/>
     <w:uiPriority w:val="9"/>
     <w:semiHidden/>
-    <w:rsid w:val="00BE03F7"/>
+    <w:rsid w:val="003E2AAA"/>
     <w:rPr>
       <w:rFonts w:eastAsiaTheme="majorEastAsia" w:cstheme="majorBidi"/>
       <w:color w:val="272727" w:themeColor="text1" w:themeTint="D8"/>
@@ -2101,7 +2458,7 @@
     <w:link w:val="TitleChar"/>
     <w:uiPriority w:val="10"/>
     <w:qFormat/>
-    <w:rsid w:val="00BE03F7"/>
+    <w:rsid w:val="003E2AAA"/>
     <w:pPr>
       <w:spacing w:after="80"/>
       <w:contextualSpacing/>
@@ -2119,7 +2476,7 @@
     <w:basedOn w:val="DefaultParagraphFont"/>
     <w:link w:val="Title"/>
     <w:uiPriority w:val="10"/>
-    <w:rsid w:val="00BE03F7"/>
+    <w:rsid w:val="003E2AAA"/>
     <w:rPr>
       <w:rFonts w:asciiTheme="majorHAnsi" w:eastAsiaTheme="majorEastAsia" w:hAnsiTheme="majorHAnsi" w:cstheme="majorBidi"/>
       <w:spacing w:val="-10"/>
@@ -2135,7 +2492,7 @@
     <w:link w:val="SubtitleChar"/>
     <w:uiPriority w:val="11"/>
     <w:qFormat/>
-    <w:rsid w:val="00BE03F7"/>
+    <w:rsid w:val="003E2AAA"/>
     <w:pPr>
       <w:numPr>
         <w:ilvl w:val="1"/>
@@ -2155,7 +2512,7 @@
     <w:basedOn w:val="DefaultParagraphFont"/>
     <w:link w:val="Subtitle"/>
     <w:uiPriority w:val="11"/>
-    <w:rsid w:val="00BE03F7"/>
+    <w:rsid w:val="003E2AAA"/>
     <w:rPr>
       <w:rFonts w:eastAsiaTheme="majorEastAsia" w:cstheme="majorBidi"/>
       <w:color w:val="595959" w:themeColor="text1" w:themeTint="A6"/>
@@ -2171,7 +2528,7 @@
     <w:link w:val="QuoteChar"/>
     <w:uiPriority w:val="29"/>
     <w:qFormat/>
-    <w:rsid w:val="00BE03F7"/>
+    <w:rsid w:val="003E2AAA"/>
     <w:pPr>
       <w:spacing w:before="160" w:after="160"/>
       <w:jc w:val="center"/>
@@ -2187,7 +2544,7 @@
     <w:basedOn w:val="DefaultParagraphFont"/>
     <w:link w:val="Quote"/>
     <w:uiPriority w:val="29"/>
-    <w:rsid w:val="00BE03F7"/>
+    <w:rsid w:val="003E2AAA"/>
     <w:rPr>
       <w:i/>
       <w:iCs/>
@@ -2199,7 +2556,7 @@
     <w:basedOn w:val="Normal"/>
     <w:uiPriority w:val="34"/>
     <w:qFormat/>
-    <w:rsid w:val="00BE03F7"/>
+    <w:rsid w:val="003E2AAA"/>
     <w:pPr>
       <w:ind w:left="720"/>
       <w:contextualSpacing/>
@@ -2210,7 +2567,7 @@
     <w:basedOn w:val="DefaultParagraphFont"/>
     <w:uiPriority w:val="21"/>
     <w:qFormat/>
-    <w:rsid w:val="00BE03F7"/>
+    <w:rsid w:val="003E2AAA"/>
     <w:rPr>
       <w:i/>
       <w:iCs/>
@@ -2224,7 +2581,7 @@
     <w:link w:val="IntenseQuoteChar"/>
     <w:uiPriority w:val="30"/>
     <w:qFormat/>
-    <w:rsid w:val="00BE03F7"/>
+    <w:rsid w:val="003E2AAA"/>
     <w:pPr>
       <w:pBdr>
         <w:top w:val="single" w:sz="4" w:space="10" w:color="0F4761" w:themeColor="accent1" w:themeShade="BF"/>
@@ -2245,7 +2602,7 @@
     <w:basedOn w:val="DefaultParagraphFont"/>
     <w:link w:val="IntenseQuote"/>
     <w:uiPriority w:val="30"/>
-    <w:rsid w:val="00BE03F7"/>
+    <w:rsid w:val="003E2AAA"/>
     <w:rPr>
       <w:i/>
       <w:iCs/>
@@ -2257,7 +2614,7 @@
     <w:basedOn w:val="DefaultParagraphFont"/>
     <w:uiPriority w:val="32"/>
     <w:qFormat/>
-    <w:rsid w:val="00BE03F7"/>
+    <w:rsid w:val="003E2AAA"/>
     <w:rPr>
       <w:b/>
       <w:bCs/>
@@ -2272,7 +2629,7 @@
     <w:link w:val="HeaderChar"/>
     <w:uiPriority w:val="99"/>
     <w:unhideWhenUsed/>
-    <w:rsid w:val="00BE03F7"/>
+    <w:rsid w:val="003E2AAA"/>
     <w:pPr>
       <w:tabs>
         <w:tab w:val="center" w:pos="4680"/>
@@ -2285,28 +2642,7 @@
     <w:basedOn w:val="DefaultParagraphFont"/>
     <w:link w:val="Header"/>
     <w:uiPriority w:val="99"/>
-    <w:rsid w:val="00BE03F7"/>
-  </w:style>
-  <w:style w:type="paragraph" w:styleId="Footer">
-    <w:name w:val="footer"/>
-    <w:basedOn w:val="Normal"/>
-    <w:link w:val="FooterChar"/>
-    <w:uiPriority w:val="99"/>
-    <w:unhideWhenUsed/>
-    <w:rsid w:val="00BE03F7"/>
-    <w:pPr>
-      <w:tabs>
-        <w:tab w:val="center" w:pos="4680"/>
-        <w:tab w:val="right" w:pos="9360"/>
-      </w:tabs>
-    </w:pPr>
-  </w:style>
-  <w:style w:type="character" w:customStyle="1" w:styleId="FooterChar">
-    <w:name w:val="Footer Char"/>
-    <w:basedOn w:val="DefaultParagraphFont"/>
-    <w:link w:val="Footer"/>
-    <w:uiPriority w:val="99"/>
-    <w:rsid w:val="00BE03F7"/>
+    <w:rsid w:val="003E2AAA"/>
   </w:style>
   <w:style w:type="paragraph" w:styleId="Caption">
     <w:name w:val="caption"/>
@@ -2315,7 +2651,7 @@
     <w:uiPriority w:val="35"/>
     <w:unhideWhenUsed/>
     <w:qFormat/>
-    <w:rsid w:val="00E62AE2"/>
+    <w:rsid w:val="003E2AAA"/>
     <w:pPr>
       <w:spacing w:after="200"/>
     </w:pPr>
@@ -2325,6 +2661,33 @@
       <w:color w:val="0E2841" w:themeColor="text2"/>
       <w:sz w:val="18"/>
       <w:szCs w:val="18"/>
+    </w:rPr>
+  </w:style>
+  <w:style w:type="paragraph" w:styleId="NormalWeb">
+    <w:name w:val="Normal (Web)"/>
+    <w:basedOn w:val="Normal"/>
+    <w:uiPriority w:val="99"/>
+    <w:semiHidden/>
+    <w:unhideWhenUsed/>
+    <w:rsid w:val="008E1392"/>
+    <w:pPr>
+      <w:spacing w:before="100" w:beforeAutospacing="1" w:after="100" w:afterAutospacing="1"/>
+    </w:pPr>
+    <w:rPr>
+      <w:rFonts w:ascii="Times New Roman" w:eastAsia="Times New Roman" w:hAnsi="Times New Roman" w:cs="Times New Roman"/>
+      <w:kern w:val="0"/>
+      <w14:ligatures w14:val="none"/>
+    </w:rPr>
+  </w:style>
+  <w:style w:type="character" w:styleId="Hyperlink">
+    <w:name w:val="Hyperlink"/>
+    <w:basedOn w:val="DefaultParagraphFont"/>
+    <w:uiPriority w:val="99"/>
+    <w:unhideWhenUsed/>
+    <w:rsid w:val="000769B8"/>
+    <w:rPr>
+      <w:color w:val="467886" w:themeColor="hyperlink"/>
+      <w:u w:val="single"/>
     </w:rPr>
   </w:style>
 </w:styles>

--- a/motor_sports/formula1_laps/Miami2023Worksheet.docx
+++ b/motor_sports/formula1_laps/Miami2023Worksheet.docx
@@ -140,10 +140,7 @@
         <w:pStyle w:val="NormalWeb"/>
       </w:pPr>
       <w:r>
-        <w:t>In this activity, we will analyze lap-time data for Max Verstappen in the 2023 Miami Grand Prix</w:t>
-      </w:r>
-      <w:r>
-        <w:t xml:space="preserve"> (located in the file </w:t>
+        <w:t xml:space="preserve">In this activity, we will analyze lap-time data for Max Verstappen in the 2023 Miami Grand Prix (located in the file </w:t>
       </w:r>
       <w:r>
         <w:rPr>
@@ -152,13 +149,7 @@
         <w:t>Verstappen.csv</w:t>
       </w:r>
       <w:r>
-        <w:t>)</w:t>
-      </w:r>
-      <w:r>
-        <w:t xml:space="preserve">. Verstappen started the race in ninth position but won the race after moving through the field. The race was unusually clean: all 20 cars that started were classified as finishers, and there were no major interruptions such as safety cars or red flags. This makes the race useful for studying lap times because </w:t>
-      </w:r>
-      <w:r>
-        <w:t xml:space="preserve">a </w:t>
+        <w:t xml:space="preserve">). Verstappen started the race in ninth position but won the race after moving through the field. The race was unusually clean: all 20 cars that started were classified as finishers, and there were no major interruptions such as safety cars or red flags. This makes the race useful for studying lap times because a </w:t>
       </w:r>
       <w:r>
         <w:t>common</w:t>
@@ -243,8 +234,6 @@
           <w:rFonts w:ascii="Times New Roman" w:hAnsi="Times New Roman" w:cs="Times New Roman"/>
         </w:rPr>
       </w:pPr>
-      <w:bookmarkStart w:id="0" w:name="_GoBack"/>
-      <w:bookmarkEnd w:id="0"/>
     </w:p>
     <w:p>
       <w:pPr>
@@ -299,6 +288,7 @@
       <w:r>
         <w:rPr>
           <w:rFonts w:ascii="Times New Roman" w:hAnsi="Times New Roman" w:cs="Times New Roman"/>
+          <w:noProof/>
         </w:rPr>
         <w:lastRenderedPageBreak/>
         <w:drawing>
@@ -360,7 +350,13 @@
         <w:rPr>
           <w:rFonts w:ascii="Times New Roman" w:hAnsi="Times New Roman" w:cs="Times New Roman"/>
         </w:rPr>
-        <w:t xml:space="preserve">Given the </w:t>
+        <w:t>Use</w:t>
+      </w:r>
+      <w:r>
+        <w:rPr>
+          <w:rFonts w:ascii="Times New Roman" w:hAnsi="Times New Roman" w:cs="Times New Roman"/>
+        </w:rPr>
+        <w:t xml:space="preserve"> the </w:t>
       </w:r>
       <w:r>
         <w:rPr>
@@ -372,42 +368,37 @@
         <w:rPr>
           <w:rFonts w:ascii="Times New Roman" w:hAnsi="Times New Roman" w:cs="Times New Roman"/>
         </w:rPr>
-        <w:t xml:space="preserve">summary statistics of Verstappen’s lap times…  </w:t>
-      </w:r>
-    </w:p>
-    <w:p>
-      <w:pPr>
-        <w:rPr>
-          <w:rFonts w:ascii="Times New Roman" w:hAnsi="Times New Roman" w:cs="Times New Roman"/>
-        </w:rPr>
-      </w:pPr>
-    </w:p>
-    <w:p>
-      <w:pPr>
-        <w:autoSpaceDE w:val="0"/>
-        <w:autoSpaceDN w:val="0"/>
-        <w:adjustRightInd w:val="0"/>
-        <w:rPr>
-          <w:rFonts w:ascii="Segoe UI" w:hAnsi="Segoe UI" w:cs="Segoe UI"/>
-          <w:color w:val="000000"/>
-          <w:kern w:val="0"/>
-          <w:sz w:val="18"/>
-          <w:szCs w:val="18"/>
-        </w:rPr>
-      </w:pPr>
-    </w:p>
-    <w:p>
-      <w:pPr>
-        <w:rPr>
-          <w:rFonts w:ascii="Times New Roman" w:hAnsi="Times New Roman" w:cs="Times New Roman"/>
-        </w:rPr>
-      </w:pPr>
-      <w:r>
-        <w:rPr>
-          <w:rFonts w:ascii="Times New Roman" w:hAnsi="Times New Roman" w:cs="Times New Roman"/>
+        <w:t>summary statist</w:t>
+      </w:r>
+      <w:r>
+        <w:rPr>
+          <w:rFonts w:ascii="Times New Roman" w:hAnsi="Times New Roman" w:cs="Times New Roman"/>
+        </w:rPr>
+        <w:t>ics of Verstappen’s lap times to answer the question below.</w:t>
+      </w:r>
+    </w:p>
+    <w:p>
+      <w:pPr>
+        <w:rPr>
+          <w:rFonts w:ascii="Times New Roman" w:hAnsi="Times New Roman" w:cs="Times New Roman"/>
+        </w:rPr>
+      </w:pPr>
+    </w:p>
+    <w:p>
+      <w:pPr>
+        <w:rPr>
+          <w:rFonts w:ascii="Times New Roman" w:hAnsi="Times New Roman" w:cs="Times New Roman"/>
+        </w:rPr>
+      </w:pPr>
+      <w:bookmarkStart w:id="0" w:name="_GoBack"/>
+      <w:bookmarkEnd w:id="0"/>
+      <w:r>
+        <w:rPr>
+          <w:rFonts w:ascii="Times New Roman" w:hAnsi="Times New Roman" w:cs="Times New Roman"/>
+          <w:noProof/>
         </w:rPr>
         <w:drawing>
-          <wp:inline distT="0" distB="0" distL="0" distR="0" wp14:anchorId="0BCC5046" wp14:editId="3830397D">
+          <wp:inline distT="0" distB="0" distL="0" distR="0" wp14:anchorId="7C8558B6" wp14:editId="22A9407F">
             <wp:extent cx="3665538" cy="2149026"/>
             <wp:effectExtent l="0" t="0" r="0" b="3810"/>
             <wp:docPr id="5" name="Picture 5"/>
@@ -461,7 +452,7 @@
         <w:rPr>
           <w:rFonts w:ascii="Times New Roman" w:hAnsi="Times New Roman" w:cs="Times New Roman"/>
         </w:rPr>
-        <w:t>According to the 1.5 × IQR rule, which lap time(s) would be considered outliers? If possible, identify the corresponding lap number(s). Does this match what you visually noticed in the histogram?</w:t>
+        <w:t>According to the 1.5 × IQR rule, which lap time(s) would be considered outliers? Does this match what you visually noticed in the histogram?</w:t>
       </w:r>
     </w:p>
     <w:p>
@@ -566,6 +557,7 @@
       <w:r>
         <w:rPr>
           <w:rFonts w:ascii="Times New Roman" w:hAnsi="Times New Roman" w:cs="Times New Roman"/>
+          <w:noProof/>
         </w:rPr>
         <w:lastRenderedPageBreak/>
         <w:drawing>
@@ -692,6 +684,9 @@
         <w:jc w:val="center"/>
       </w:pPr>
       <w:r>
+        <w:rPr>
+          <w:noProof/>
+        </w:rPr>
         <w:drawing>
           <wp:inline distT="0" distB="0" distL="0" distR="0" wp14:anchorId="58B4FC24" wp14:editId="0736C658">
             <wp:extent cx="5943600" cy="2335530"/>
@@ -1334,7 +1329,7 @@
     </w:lvl>
   </w:abstractNum>
   <w:abstractNum w:abstractNumId="4" w15:restartNumberingAfterBreak="0">
-    <w:nsid w:val="6E3D5AC4"/>
+    <w:nsid w:val="5165680A"/>
     <w:multiLevelType w:val="hybridMultilevel"/>
     <w:tmpl w:val="9944595A"/>
     <w:lvl w:ilvl="0" w:tplc="0409000F">
@@ -1423,6 +1418,95 @@
     </w:lvl>
   </w:abstractNum>
   <w:abstractNum w:abstractNumId="5" w15:restartNumberingAfterBreak="0">
+    <w:nsid w:val="6E3D5AC4"/>
+    <w:multiLevelType w:val="hybridMultilevel"/>
+    <w:tmpl w:val="3E4075E0"/>
+    <w:lvl w:ilvl="0" w:tplc="0409000F">
+      <w:start w:val="1"/>
+      <w:numFmt w:val="decimal"/>
+      <w:lvlText w:val="%1."/>
+      <w:lvlJc w:val="left"/>
+      <w:pPr>
+        <w:ind w:left="720" w:hanging="360"/>
+      </w:pPr>
+      <w:rPr>
+        <w:rFonts w:hint="default"/>
+      </w:rPr>
+    </w:lvl>
+    <w:lvl w:ilvl="1" w:tplc="04090019">
+      <w:start w:val="1"/>
+      <w:numFmt w:val="lowerLetter"/>
+      <w:lvlText w:val="%2."/>
+      <w:lvlJc w:val="left"/>
+      <w:pPr>
+        <w:ind w:left="1440" w:hanging="360"/>
+      </w:pPr>
+    </w:lvl>
+    <w:lvl w:ilvl="2" w:tplc="0409001B" w:tentative="1">
+      <w:start w:val="1"/>
+      <w:numFmt w:val="lowerRoman"/>
+      <w:lvlText w:val="%3."/>
+      <w:lvlJc w:val="right"/>
+      <w:pPr>
+        <w:ind w:left="2160" w:hanging="180"/>
+      </w:pPr>
+    </w:lvl>
+    <w:lvl w:ilvl="3" w:tplc="0409000F" w:tentative="1">
+      <w:start w:val="1"/>
+      <w:numFmt w:val="decimal"/>
+      <w:lvlText w:val="%4."/>
+      <w:lvlJc w:val="left"/>
+      <w:pPr>
+        <w:ind w:left="2880" w:hanging="360"/>
+      </w:pPr>
+    </w:lvl>
+    <w:lvl w:ilvl="4" w:tplc="04090019" w:tentative="1">
+      <w:start w:val="1"/>
+      <w:numFmt w:val="lowerLetter"/>
+      <w:lvlText w:val="%5."/>
+      <w:lvlJc w:val="left"/>
+      <w:pPr>
+        <w:ind w:left="3600" w:hanging="360"/>
+      </w:pPr>
+    </w:lvl>
+    <w:lvl w:ilvl="5" w:tplc="0409001B" w:tentative="1">
+      <w:start w:val="1"/>
+      <w:numFmt w:val="lowerRoman"/>
+      <w:lvlText w:val="%6."/>
+      <w:lvlJc w:val="right"/>
+      <w:pPr>
+        <w:ind w:left="4320" w:hanging="180"/>
+      </w:pPr>
+    </w:lvl>
+    <w:lvl w:ilvl="6" w:tplc="0409000F" w:tentative="1">
+      <w:start w:val="1"/>
+      <w:numFmt w:val="decimal"/>
+      <w:lvlText w:val="%7."/>
+      <w:lvlJc w:val="left"/>
+      <w:pPr>
+        <w:ind w:left="5040" w:hanging="360"/>
+      </w:pPr>
+    </w:lvl>
+    <w:lvl w:ilvl="7" w:tplc="04090019" w:tentative="1">
+      <w:start w:val="1"/>
+      <w:numFmt w:val="lowerLetter"/>
+      <w:lvlText w:val="%8."/>
+      <w:lvlJc w:val="left"/>
+      <w:pPr>
+        <w:ind w:left="5760" w:hanging="360"/>
+      </w:pPr>
+    </w:lvl>
+    <w:lvl w:ilvl="8" w:tplc="0409001B" w:tentative="1">
+      <w:start w:val="1"/>
+      <w:numFmt w:val="lowerRoman"/>
+      <w:lvlText w:val="%9."/>
+      <w:lvlJc w:val="right"/>
+      <w:pPr>
+        <w:ind w:left="6480" w:hanging="180"/>
+      </w:pPr>
+    </w:lvl>
+  </w:abstractNum>
+  <w:abstractNum w:abstractNumId="6" w15:restartNumberingAfterBreak="0">
     <w:nsid w:val="6F043556"/>
     <w:multiLevelType w:val="hybridMultilevel"/>
     <w:tmpl w:val="0090126E"/>
@@ -1511,7 +1595,7 @@
       </w:pPr>
     </w:lvl>
   </w:abstractNum>
-  <w:abstractNum w:abstractNumId="6" w15:restartNumberingAfterBreak="0">
+  <w:abstractNum w:abstractNumId="7" w15:restartNumberingAfterBreak="0">
     <w:nsid w:val="7667216F"/>
     <w:multiLevelType w:val="hybridMultilevel"/>
     <w:tmpl w:val="3008FDA8"/>
@@ -1600,7 +1684,7 @@
       </w:pPr>
     </w:lvl>
   </w:abstractNum>
-  <w:abstractNum w:abstractNumId="7" w15:restartNumberingAfterBreak="0">
+  <w:abstractNum w:abstractNumId="8" w15:restartNumberingAfterBreak="0">
     <w:nsid w:val="7D284978"/>
     <w:multiLevelType w:val="hybridMultilevel"/>
     <w:tmpl w:val="4C001336"/>
@@ -1690,28 +1774,31 @@
     </w:lvl>
   </w:abstractNum>
   <w:num w:numId="1">
-    <w:abstractNumId w:val="4"/>
+    <w:abstractNumId w:val="5"/>
   </w:num>
   <w:num w:numId="2">
     <w:abstractNumId w:val="1"/>
   </w:num>
   <w:num w:numId="3">
-    <w:abstractNumId w:val="5"/>
+    <w:abstractNumId w:val="6"/>
   </w:num>
   <w:num w:numId="4">
     <w:abstractNumId w:val="0"/>
   </w:num>
   <w:num w:numId="5">
-    <w:abstractNumId w:val="6"/>
+    <w:abstractNumId w:val="7"/>
   </w:num>
   <w:num w:numId="6">
     <w:abstractNumId w:val="3"/>
   </w:num>
   <w:num w:numId="7">
-    <w:abstractNumId w:val="7"/>
+    <w:abstractNumId w:val="8"/>
   </w:num>
   <w:num w:numId="8">
     <w:abstractNumId w:val="2"/>
+  </w:num>
+  <w:num w:numId="9">
+    <w:abstractNumId w:val="4"/>
   </w:num>
 </w:numbering>
 </file>
@@ -2309,6 +2396,7 @@
   <w:style w:type="character" w:default="1" w:styleId="DefaultParagraphFont">
     <w:name w:val="Default Paragraph Font"/>
     <w:uiPriority w:val="1"/>
+    <w:semiHidden/>
     <w:unhideWhenUsed/>
   </w:style>
   <w:style w:type="table" w:default="1" w:styleId="TableNormal">
